--- a/matlab_version/实验报告_MATLAB版.docx
+++ b/matlab_version/实验报告_MATLAB版.docx
@@ -55,7 +55,7 @@
       <w:pPr>
         <w:ind w:left="3240" w:hangingChars="900" w:hanging="3240"/>
         <w:rPr>
-          <w:rFonts w:ascii="宋体" w:eastAsia="宋体" w:hAnsi="宋体"/>
+          <w:rFonts w:ascii="宋体" w:eastAsia="宋体" w:hAnsi="宋体" w:hint="eastAsia"/>
           <w:sz w:val="36"/>
           <w:szCs w:val="36"/>
           <w:lang w:eastAsia="zh-CN"/>
@@ -88,43 +88,7 @@
           <w:szCs w:val="36"/>
           <w:lang w:eastAsia="zh-CN"/>
         </w:rPr>
-        <w:t>____________</w:t>
-      </w:r>
-      <w:r>
-        <w:rPr>
-          <w:rFonts w:ascii="宋体" w:eastAsia="宋体" w:hAnsi="宋体" w:hint="eastAsia"/>
-          <w:sz w:val="36"/>
-          <w:szCs w:val="36"/>
-          <w:lang w:eastAsia="zh-CN"/>
-        </w:rPr>
-        <w:t>线性拟合</w:t>
-      </w:r>
-      <w:r>
-        <w:rPr>
-          <w:rFonts w:ascii="宋体" w:eastAsia="宋体" w:hAnsi="宋体" w:hint="eastAsia"/>
-          <w:sz w:val="36"/>
-          <w:szCs w:val="36"/>
-          <w:lang w:eastAsia="zh-CN"/>
-        </w:rPr>
-        <w:t>__________</w:t>
-      </w:r>
-      <w:r>
-        <w:rPr>
-          <w:rFonts w:ascii="宋体" w:eastAsia="宋体" w:hAnsi="宋体" w:hint="eastAsia"/>
-          <w:sz w:val="36"/>
-          <w:szCs w:val="36"/>
-          <w:lang w:eastAsia="zh-CN"/>
-        </w:rPr>
-        <w:t>_</w:t>
-      </w:r>
-      <w:r>
-        <w:rPr>
-          <w:rFonts w:ascii="宋体" w:eastAsia="宋体" w:hAnsi="宋体" w:hint="eastAsia"/>
-          <w:sz w:val="36"/>
-          <w:szCs w:val="36"/>
-          <w:lang w:eastAsia="zh-CN"/>
-        </w:rPr>
-        <w:t>___</w:t>
+        <w:t>____________线性拟合______________</w:t>
       </w:r>
     </w:p>
     <w:p>
@@ -216,7 +180,7 @@
     <w:p>
       <w:pPr>
         <w:rPr>
-          <w:rFonts w:ascii="宋体" w:eastAsia="宋体" w:hAnsi="宋体"/>
+          <w:rFonts w:ascii="宋体" w:eastAsia="宋体" w:hAnsi="宋体" w:hint="eastAsia"/>
           <w:sz w:val="36"/>
           <w:szCs w:val="36"/>
           <w:lang w:eastAsia="zh-CN"/>
@@ -247,31 +211,13 @@
           <w:szCs w:val="36"/>
           <w:lang w:eastAsia="zh-CN"/>
         </w:rPr>
-        <w:t>____________</w:t>
-      </w:r>
-      <w:r>
-        <w:rPr>
-          <w:rFonts w:ascii="宋体" w:eastAsia="宋体" w:hAnsi="宋体" w:hint="eastAsia"/>
-          <w:sz w:val="36"/>
-          <w:szCs w:val="36"/>
-          <w:lang w:eastAsia="zh-CN"/>
-        </w:rPr>
-        <w:t>许佳</w:t>
-      </w:r>
-      <w:r>
-        <w:rPr>
-          <w:rFonts w:ascii="宋体" w:eastAsia="宋体" w:hAnsi="宋体" w:hint="eastAsia"/>
-          <w:sz w:val="36"/>
-          <w:szCs w:val="36"/>
-          <w:lang w:eastAsia="zh-CN"/>
-        </w:rPr>
-        <w:t>__________________</w:t>
+        <w:t>____________许佳__________________</w:t>
       </w:r>
     </w:p>
     <w:p>
       <w:pPr>
         <w:rPr>
-          <w:rFonts w:ascii="宋体" w:eastAsia="宋体" w:hAnsi="宋体"/>
+          <w:rFonts w:ascii="宋体" w:eastAsia="宋体" w:hAnsi="宋体" w:hint="eastAsia"/>
           <w:sz w:val="36"/>
           <w:szCs w:val="36"/>
           <w:lang w:eastAsia="zh-CN"/>
@@ -281,7 +227,7 @@
     <w:p>
       <w:pPr>
         <w:rPr>
-          <w:rFonts w:ascii="宋体" w:eastAsia="宋体" w:hAnsi="宋体"/>
+          <w:rFonts w:ascii="宋体" w:eastAsia="宋体" w:hAnsi="宋体" w:hint="eastAsia"/>
           <w:sz w:val="36"/>
           <w:szCs w:val="36"/>
           <w:lang w:eastAsia="zh-CN"/>
@@ -291,7 +237,7 @@
     <w:p>
       <w:pPr>
         <w:rPr>
-          <w:rFonts w:ascii="宋体" w:eastAsia="宋体" w:hAnsi="宋体"/>
+          <w:rFonts w:ascii="宋体" w:eastAsia="宋体" w:hAnsi="宋体" w:hint="eastAsia"/>
           <w:sz w:val="36"/>
           <w:szCs w:val="36"/>
           <w:lang w:eastAsia="zh-CN"/>
@@ -301,7 +247,7 @@
     <w:p>
       <w:pPr>
         <w:rPr>
-          <w:rFonts w:ascii="宋体" w:eastAsia="宋体" w:hAnsi="宋体"/>
+          <w:rFonts w:ascii="宋体" w:eastAsia="宋体" w:hAnsi="宋体" w:hint="eastAsia"/>
           <w:sz w:val="36"/>
           <w:szCs w:val="36"/>
           <w:lang w:eastAsia="zh-CN"/>
@@ -311,7 +257,7 @@
     <w:p>
       <w:pPr>
         <w:rPr>
-          <w:rFonts w:ascii="宋体" w:eastAsia="宋体" w:hAnsi="宋体"/>
+          <w:rFonts w:ascii="宋体" w:eastAsia="宋体" w:hAnsi="宋体" w:hint="eastAsia"/>
           <w:sz w:val="36"/>
           <w:szCs w:val="36"/>
           <w:lang w:eastAsia="zh-CN"/>
@@ -321,7 +267,7 @@
     <w:p>
       <w:pPr>
         <w:rPr>
-          <w:rFonts w:ascii="宋体" w:eastAsia="宋体" w:hAnsi="宋体"/>
+          <w:rFonts w:ascii="宋体" w:eastAsia="宋体" w:hAnsi="宋体" w:hint="eastAsia"/>
           <w:sz w:val="36"/>
           <w:szCs w:val="36"/>
           <w:lang w:eastAsia="zh-CN"/>
@@ -331,7 +277,7 @@
     <w:p>
       <w:pPr>
         <w:rPr>
-          <w:rFonts w:ascii="宋体" w:eastAsia="宋体" w:hAnsi="宋体"/>
+          <w:rFonts w:ascii="宋体" w:eastAsia="宋体" w:hAnsi="宋体" w:hint="eastAsia"/>
           <w:sz w:val="36"/>
           <w:szCs w:val="36"/>
           <w:lang w:eastAsia="zh-CN"/>
@@ -341,7 +287,7 @@
     <w:p>
       <w:pPr>
         <w:rPr>
-          <w:rFonts w:ascii="宋体" w:eastAsia="宋体" w:hAnsi="宋体"/>
+          <w:rFonts w:ascii="宋体" w:eastAsia="宋体" w:hAnsi="宋体" w:hint="eastAsia"/>
           <w:sz w:val="36"/>
           <w:szCs w:val="36"/>
           <w:lang w:eastAsia="zh-CN"/>
@@ -351,7 +297,7 @@
     <w:p>
       <w:pPr>
         <w:rPr>
-          <w:rFonts w:ascii="宋体" w:eastAsia="宋体" w:hAnsi="宋体"/>
+          <w:rFonts w:ascii="宋体" w:eastAsia="宋体" w:hAnsi="宋体" w:hint="eastAsia"/>
           <w:sz w:val="36"/>
           <w:szCs w:val="36"/>
           <w:lang w:eastAsia="zh-CN"/>
@@ -421,22 +367,13 @@
           <w:szCs w:val="36"/>
           <w:lang w:eastAsia="zh-CN"/>
         </w:rPr>
-        <w:t>二：</w:t>
-      </w:r>
-      <w:r>
-        <w:rPr>
-          <w:rFonts w:ascii="宋体" w:eastAsia="宋体" w:hAnsi="宋体" w:hint="eastAsia"/>
-          <w:sz w:val="36"/>
-          <w:szCs w:val="36"/>
-          <w:lang w:eastAsia="zh-CN"/>
-        </w:rPr>
-        <w:t>实验思路</w:t>
+        <w:t>二：实验思路</w:t>
       </w:r>
     </w:p>
     <w:p>
       <w:pPr>
         <w:rPr>
-          <w:rFonts w:ascii="宋体" w:eastAsia="宋体" w:hAnsi="宋体"/>
+          <w:rFonts w:ascii="宋体" w:eastAsia="宋体" w:hAnsi="宋体" w:hint="eastAsia"/>
           <w:sz w:val="28"/>
           <w:szCs w:val="28"/>
           <w:lang w:eastAsia="zh-CN"/>
@@ -464,7 +401,7 @@
     <w:p>
       <w:pPr>
         <w:rPr>
-          <w:rFonts w:ascii="宋体" w:eastAsia="宋体" w:hAnsi="宋体"/>
+          <w:rFonts w:ascii="宋体" w:eastAsia="宋体" w:hAnsi="宋体" w:hint="eastAsia"/>
           <w:sz w:val="28"/>
           <w:szCs w:val="28"/>
           <w:lang w:eastAsia="zh-CN"/>
@@ -553,7 +490,7 @@
     <w:p>
       <w:pPr>
         <w:rPr>
-          <w:rFonts w:ascii="宋体" w:eastAsia="宋体" w:hAnsi="宋体" w:hint="eastAsia"/>
+          <w:rFonts w:ascii="宋体" w:eastAsia="宋体" w:hAnsi="宋体"/>
           <w:sz w:val="28"/>
           <w:szCs w:val="28"/>
           <w:lang w:eastAsia="zh-CN"/>
@@ -766,7 +703,758 @@
     <w:p>
       <w:pPr>
         <w:rPr>
+          <w:rFonts w:ascii="宋体" w:eastAsia="宋体" w:hAnsi="宋体" w:hint="eastAsia"/>
+          <w:sz w:val="28"/>
+          <w:szCs w:val="28"/>
+          <w:lang w:eastAsia="zh-CN"/>
+        </w:rPr>
+      </w:pPr>
+      <w:r>
+        <w:rPr>
           <w:rFonts w:ascii="宋体" w:eastAsia="宋体" w:hAnsi="宋体"/>
+          <w:sz w:val="28"/>
+          <w:szCs w:val="28"/>
+          <w:lang w:eastAsia="zh-CN"/>
+        </w:rPr>
+        <w:tab/>
+      </w:r>
+      <w:r>
+        <w:rPr>
+          <w:rFonts w:ascii="宋体" w:eastAsia="宋体" w:hAnsi="宋体"/>
+          <w:sz w:val="28"/>
+          <w:szCs w:val="28"/>
+          <w:lang w:eastAsia="zh-CN"/>
+        </w:rPr>
+        <w:tab/>
+      </w:r>
+      <w:r>
+        <w:rPr>
+          <w:rFonts w:ascii="宋体" w:eastAsia="宋体" w:hAnsi="宋体" w:hint="eastAsia"/>
+          <w:sz w:val="28"/>
+          <w:szCs w:val="28"/>
+          <w:lang w:eastAsia="zh-CN"/>
+        </w:rPr>
+        <w:t>梯度公式:</w:t>
+      </w:r>
+    </w:p>
+    <w:p>
+      <w:pPr>
+        <w:rPr>
+          <w:rFonts w:ascii="Cambria Math" w:eastAsia="宋体" w:hAnsi="Cambria Math" w:hint="eastAsia"/>
+          <w:sz w:val="32"/>
+          <w:szCs w:val="32"/>
+          <w:lang w:eastAsia="zh-CN"/>
+          <w:oMath/>
+        </w:rPr>
+      </w:pPr>
+      <w:r>
+        <w:rPr>
+          <w:rFonts w:eastAsia="宋体"/>
+          <w:sz w:val="36"/>
+          <w:szCs w:val="36"/>
+          <w:lang w:eastAsia="zh-CN"/>
+        </w:rPr>
+        <w:tab/>
+      </w:r>
+      <w:r>
+        <w:rPr>
+          <w:rFonts w:eastAsia="宋体"/>
+          <w:sz w:val="36"/>
+          <w:szCs w:val="36"/>
+          <w:lang w:eastAsia="zh-CN"/>
+        </w:rPr>
+        <w:tab/>
+      </w:r>
+      <w:r>
+        <w:rPr>
+          <w:rFonts w:eastAsia="宋体"/>
+          <w:sz w:val="28"/>
+          <w:szCs w:val="28"/>
+          <w:lang w:eastAsia="zh-CN"/>
+        </w:rPr>
+        <w:tab/>
+      </w:r>
+      <w:r>
+        <w:rPr>
+          <w:rFonts w:eastAsia="宋体" w:hint="eastAsia"/>
+          <w:sz w:val="28"/>
+          <w:szCs w:val="28"/>
+          <w:lang w:eastAsia="zh-CN"/>
+        </w:rPr>
+        <w:t xml:space="preserve">     </w:t>
+      </w:r>
+      <w:r>
+        <w:rPr>
+          <w:sz w:val="32"/>
+          <w:szCs w:val="32"/>
+        </w:rPr>
+        <w:t xml:space="preserve"> </w:t>
+      </w:r>
+      <m:oMath>
+        <m:f>
+          <m:fPr>
+            <m:ctrlPr>
+              <w:rPr>
+                <w:rFonts w:ascii="Cambria Math" w:eastAsia="宋体" w:hAnsi="Cambria Math"/>
+                <w:sz w:val="32"/>
+                <w:szCs w:val="32"/>
+                <w:lang w:eastAsia="zh-CN"/>
+              </w:rPr>
+            </m:ctrlPr>
+          </m:fPr>
+          <m:num>
+            <m:r>
+              <m:rPr>
+                <m:sty m:val="p"/>
+              </m:rPr>
+              <w:rPr>
+                <w:rFonts w:ascii="Cambria Math" w:eastAsia="宋体" w:hAnsi="Cambria Math"/>
+                <w:sz w:val="32"/>
+                <w:szCs w:val="32"/>
+                <w:lang w:eastAsia="zh-CN"/>
+              </w:rPr>
+              <m:t>∂</m:t>
+            </m:r>
+            <m:r>
+              <w:rPr>
+                <w:rFonts w:ascii="Cambria Math" w:eastAsia="宋体" w:hAnsi="Cambria Math"/>
+                <w:sz w:val="32"/>
+                <w:szCs w:val="32"/>
+                <w:lang w:eastAsia="zh-CN"/>
+              </w:rPr>
+              <m:t>Loss</m:t>
+            </m:r>
+            <m:ctrlPr>
+              <w:rPr>
+                <w:rFonts w:ascii="Cambria Math" w:eastAsia="宋体" w:hAnsi="Cambria Math"/>
+                <w:i/>
+                <w:sz w:val="32"/>
+                <w:szCs w:val="32"/>
+                <w:lang w:eastAsia="zh-CN"/>
+              </w:rPr>
+            </m:ctrlPr>
+          </m:num>
+          <m:den>
+            <m:r>
+              <m:rPr>
+                <m:sty m:val="p"/>
+              </m:rPr>
+              <w:rPr>
+                <w:rFonts w:ascii="Cambria Math" w:eastAsia="宋体" w:hAnsi="Cambria Math"/>
+                <w:sz w:val="32"/>
+                <w:szCs w:val="32"/>
+                <w:lang w:eastAsia="zh-CN"/>
+              </w:rPr>
+              <m:t>∂</m:t>
+            </m:r>
+            <m:r>
+              <w:rPr>
+                <w:rFonts w:ascii="Cambria Math" w:eastAsia="宋体" w:hAnsi="Cambria Math"/>
+                <w:sz w:val="32"/>
+                <w:szCs w:val="32"/>
+                <w:lang w:eastAsia="zh-CN"/>
+              </w:rPr>
+              <m:t>w</m:t>
+            </m:r>
+            <m:ctrlPr>
+              <w:rPr>
+                <w:rFonts w:ascii="Cambria Math" w:eastAsia="宋体" w:hAnsi="Cambria Math"/>
+                <w:i/>
+                <w:sz w:val="32"/>
+                <w:szCs w:val="32"/>
+                <w:lang w:eastAsia="zh-CN"/>
+              </w:rPr>
+            </m:ctrlPr>
+          </m:den>
+        </m:f>
+        <m:r>
+          <w:rPr>
+            <w:rFonts w:ascii="Cambria Math" w:eastAsia="宋体" w:hAnsi="Cambria Math"/>
+            <w:sz w:val="32"/>
+            <w:szCs w:val="32"/>
+            <w:lang w:eastAsia="zh-CN"/>
+          </w:rPr>
+          <m:t>=</m:t>
+        </m:r>
+        <m:f>
+          <m:fPr>
+            <m:ctrlPr>
+              <w:rPr>
+                <w:rFonts w:ascii="Cambria Math" w:eastAsia="宋体" w:hAnsi="Cambria Math"/>
+                <w:sz w:val="32"/>
+                <w:szCs w:val="32"/>
+                <w:lang w:eastAsia="zh-CN"/>
+              </w:rPr>
+            </m:ctrlPr>
+          </m:fPr>
+          <m:num>
+            <m:r>
+              <w:rPr>
+                <w:rFonts w:ascii="Cambria Math" w:eastAsia="宋体" w:hAnsi="Cambria Math"/>
+                <w:sz w:val="32"/>
+                <w:szCs w:val="32"/>
+                <w:lang w:eastAsia="zh-CN"/>
+              </w:rPr>
+              <m:t>2</m:t>
+            </m:r>
+            <m:ctrlPr>
+              <w:rPr>
+                <w:rFonts w:ascii="Cambria Math" w:eastAsia="宋体" w:hAnsi="Cambria Math"/>
+                <w:i/>
+                <w:sz w:val="32"/>
+                <w:szCs w:val="32"/>
+                <w:lang w:eastAsia="zh-CN"/>
+              </w:rPr>
+            </m:ctrlPr>
+          </m:num>
+          <m:den>
+            <m:r>
+              <w:rPr>
+                <w:rFonts w:ascii="Cambria Math" w:eastAsia="宋体" w:hAnsi="Cambria Math"/>
+                <w:sz w:val="32"/>
+                <w:szCs w:val="32"/>
+                <w:lang w:eastAsia="zh-CN"/>
+              </w:rPr>
+              <m:t>N</m:t>
+            </m:r>
+            <m:ctrlPr>
+              <w:rPr>
+                <w:rFonts w:ascii="Cambria Math" w:eastAsia="宋体" w:hAnsi="Cambria Math"/>
+                <w:i/>
+                <w:sz w:val="32"/>
+                <w:szCs w:val="32"/>
+                <w:lang w:eastAsia="zh-CN"/>
+              </w:rPr>
+            </m:ctrlPr>
+          </m:den>
+        </m:f>
+        <m:nary>
+          <m:naryPr>
+            <m:chr m:val="∑"/>
+            <m:ctrlPr>
+              <w:rPr>
+                <w:rFonts w:ascii="Cambria Math" w:eastAsia="宋体" w:hAnsi="Cambria Math"/>
+                <w:sz w:val="32"/>
+                <w:szCs w:val="32"/>
+                <w:lang w:eastAsia="zh-CN"/>
+              </w:rPr>
+            </m:ctrlPr>
+          </m:naryPr>
+          <m:sub>
+            <m:r>
+              <w:rPr>
+                <w:rFonts w:ascii="Cambria Math" w:eastAsia="宋体" w:hAnsi="Cambria Math"/>
+                <w:sz w:val="32"/>
+                <w:szCs w:val="32"/>
+                <w:lang w:eastAsia="zh-CN"/>
+              </w:rPr>
+              <m:t>i=1</m:t>
+            </m:r>
+            <m:ctrlPr>
+              <w:rPr>
+                <w:rFonts w:ascii="Cambria Math" w:eastAsia="宋体" w:hAnsi="Cambria Math"/>
+                <w:i/>
+                <w:sz w:val="32"/>
+                <w:szCs w:val="32"/>
+                <w:lang w:eastAsia="zh-CN"/>
+              </w:rPr>
+            </m:ctrlPr>
+          </m:sub>
+          <m:sup>
+            <m:r>
+              <w:rPr>
+                <w:rFonts w:ascii="Cambria Math" w:eastAsia="宋体" w:hAnsi="Cambria Math"/>
+                <w:sz w:val="32"/>
+                <w:szCs w:val="32"/>
+                <w:lang w:eastAsia="zh-CN"/>
+              </w:rPr>
+              <m:t>N</m:t>
+            </m:r>
+            <m:ctrlPr>
+              <w:rPr>
+                <w:rFonts w:ascii="Cambria Math" w:eastAsia="宋体" w:hAnsi="Cambria Math"/>
+                <w:i/>
+                <w:sz w:val="32"/>
+                <w:szCs w:val="32"/>
+                <w:lang w:eastAsia="zh-CN"/>
+              </w:rPr>
+            </m:ctrlPr>
+          </m:sup>
+          <m:e>
+            <m:d>
+              <m:dPr>
+                <m:ctrlPr>
+                  <w:rPr>
+                    <w:rFonts w:ascii="Cambria Math" w:eastAsia="宋体" w:hAnsi="Cambria Math"/>
+                    <w:i/>
+                    <w:sz w:val="32"/>
+                    <w:szCs w:val="32"/>
+                    <w:lang w:eastAsia="zh-CN"/>
+                  </w:rPr>
+                </m:ctrlPr>
+              </m:dPr>
+              <m:e>
+                <m:r>
+                  <w:rPr>
+                    <w:rFonts w:ascii="Cambria Math" w:eastAsia="宋体" w:hAnsi="Cambria Math"/>
+                    <w:sz w:val="32"/>
+                    <w:szCs w:val="32"/>
+                    <w:lang w:eastAsia="zh-CN"/>
+                  </w:rPr>
+                  <m:t>w</m:t>
+                </m:r>
+                <m:sSub>
+                  <m:sSubPr>
+                    <m:ctrlPr>
+                      <w:rPr>
+                        <w:rFonts w:ascii="Cambria Math" w:eastAsia="宋体" w:hAnsi="Cambria Math"/>
+                        <w:i/>
+                        <w:sz w:val="32"/>
+                        <w:szCs w:val="32"/>
+                        <w:lang w:eastAsia="zh-CN"/>
+                      </w:rPr>
+                    </m:ctrlPr>
+                  </m:sSubPr>
+                  <m:e>
+                    <m:r>
+                      <w:rPr>
+                        <w:rFonts w:ascii="Cambria Math" w:eastAsia="宋体" w:hAnsi="Cambria Math"/>
+                        <w:sz w:val="32"/>
+                        <w:szCs w:val="32"/>
+                        <w:lang w:eastAsia="zh-CN"/>
+                      </w:rPr>
+                      <m:t>x</m:t>
+                    </m:r>
+                  </m:e>
+                  <m:sub>
+                    <m:r>
+                      <w:rPr>
+                        <w:rFonts w:ascii="Cambria Math" w:eastAsia="宋体" w:hAnsi="Cambria Math"/>
+                        <w:sz w:val="32"/>
+                        <w:szCs w:val="32"/>
+                        <w:lang w:eastAsia="zh-CN"/>
+                      </w:rPr>
+                      <m:t>i</m:t>
+                    </m:r>
+                  </m:sub>
+                </m:sSub>
+                <m:r>
+                  <w:rPr>
+                    <w:rFonts w:ascii="Cambria Math" w:eastAsia="宋体" w:hAnsi="Cambria Math"/>
+                    <w:sz w:val="32"/>
+                    <w:szCs w:val="32"/>
+                    <w:lang w:eastAsia="zh-CN"/>
+                  </w:rPr>
+                  <m:t>+b-</m:t>
+                </m:r>
+                <m:sSub>
+                  <m:sSubPr>
+                    <m:ctrlPr>
+                      <w:rPr>
+                        <w:rFonts w:ascii="Cambria Math" w:eastAsia="宋体" w:hAnsi="Cambria Math"/>
+                        <w:i/>
+                        <w:sz w:val="32"/>
+                        <w:szCs w:val="32"/>
+                        <w:lang w:eastAsia="zh-CN"/>
+                      </w:rPr>
+                    </m:ctrlPr>
+                  </m:sSubPr>
+                  <m:e>
+                    <m:r>
+                      <w:rPr>
+                        <w:rFonts w:ascii="Cambria Math" w:eastAsia="宋体" w:hAnsi="Cambria Math"/>
+                        <w:sz w:val="32"/>
+                        <w:szCs w:val="32"/>
+                        <w:lang w:eastAsia="zh-CN"/>
+                      </w:rPr>
+                      <m:t>y</m:t>
+                    </m:r>
+                  </m:e>
+                  <m:sub>
+                    <m:r>
+                      <w:rPr>
+                        <w:rFonts w:ascii="Cambria Math" w:eastAsia="宋体" w:hAnsi="Cambria Math"/>
+                        <w:sz w:val="32"/>
+                        <w:szCs w:val="32"/>
+                        <w:lang w:eastAsia="zh-CN"/>
+                      </w:rPr>
+                      <m:t>i</m:t>
+                    </m:r>
+                  </m:sub>
+                </m:sSub>
+              </m:e>
+            </m:d>
+            <m:sSub>
+              <m:sSubPr>
+                <m:ctrlPr>
+                  <w:rPr>
+                    <w:rFonts w:ascii="Cambria Math" w:eastAsia="宋体" w:hAnsi="Cambria Math"/>
+                    <w:i/>
+                    <w:sz w:val="32"/>
+                    <w:szCs w:val="32"/>
+                    <w:lang w:eastAsia="zh-CN"/>
+                  </w:rPr>
+                </m:ctrlPr>
+              </m:sSubPr>
+              <m:e>
+                <m:r>
+                  <w:rPr>
+                    <w:rFonts w:ascii="Cambria Math" w:eastAsia="宋体" w:hAnsi="Cambria Math"/>
+                    <w:sz w:val="32"/>
+                    <w:szCs w:val="32"/>
+                    <w:lang w:eastAsia="zh-CN"/>
+                  </w:rPr>
+                  <m:t>x</m:t>
+                </m:r>
+              </m:e>
+              <m:sub>
+                <m:r>
+                  <w:rPr>
+                    <w:rFonts w:ascii="Cambria Math" w:eastAsia="宋体" w:hAnsi="Cambria Math"/>
+                    <w:sz w:val="32"/>
+                    <w:szCs w:val="32"/>
+                    <w:lang w:eastAsia="zh-CN"/>
+                  </w:rPr>
+                  <m:t>i</m:t>
+                </m:r>
+              </m:sub>
+            </m:sSub>
+            <m:ctrlPr>
+              <w:rPr>
+                <w:rFonts w:ascii="Cambria Math" w:eastAsia="宋体" w:hAnsi="Cambria Math"/>
+                <w:i/>
+                <w:sz w:val="32"/>
+                <w:szCs w:val="32"/>
+                <w:lang w:eastAsia="zh-CN"/>
+              </w:rPr>
+            </m:ctrlPr>
+          </m:e>
+        </m:nary>
+      </m:oMath>
+    </w:p>
+    <w:p>
+      <w:pPr>
+        <w:rPr>
+          <w:rFonts w:ascii="Cambria Math" w:eastAsia="宋体" w:hAnsi="Cambria Math" w:hint="eastAsia"/>
+          <w:sz w:val="28"/>
+          <w:szCs w:val="28"/>
+          <w:lang w:eastAsia="zh-CN"/>
+          <w:oMath/>
+        </w:rPr>
+      </w:pPr>
+      <m:oMathPara>
+        <m:oMath>
+          <m:f>
+            <m:fPr>
+              <m:ctrlPr>
+                <w:rPr>
+                  <w:rFonts w:ascii="Cambria Math" w:eastAsia="宋体" w:hAnsi="Cambria Math"/>
+                  <w:sz w:val="28"/>
+                  <w:szCs w:val="28"/>
+                  <w:lang w:eastAsia="zh-CN"/>
+                </w:rPr>
+              </m:ctrlPr>
+            </m:fPr>
+            <m:num>
+              <m:r>
+                <m:rPr>
+                  <m:sty m:val="p"/>
+                </m:rPr>
+                <w:rPr>
+                  <w:rFonts w:ascii="Cambria Math" w:eastAsia="宋体" w:hAnsi="Cambria Math"/>
+                  <w:sz w:val="28"/>
+                  <w:szCs w:val="28"/>
+                  <w:lang w:eastAsia="zh-CN"/>
+                </w:rPr>
+                <m:t>∂</m:t>
+              </m:r>
+              <m:r>
+                <w:rPr>
+                  <w:rFonts w:ascii="Cambria Math" w:eastAsia="宋体" w:hAnsi="Cambria Math"/>
+                  <w:sz w:val="28"/>
+                  <w:szCs w:val="28"/>
+                  <w:lang w:eastAsia="zh-CN"/>
+                </w:rPr>
+                <m:t>Loss</m:t>
+              </m:r>
+              <m:ctrlPr>
+                <w:rPr>
+                  <w:rFonts w:ascii="Cambria Math" w:eastAsia="宋体" w:hAnsi="Cambria Math"/>
+                  <w:i/>
+                  <w:sz w:val="28"/>
+                  <w:szCs w:val="28"/>
+                  <w:lang w:eastAsia="zh-CN"/>
+                </w:rPr>
+              </m:ctrlPr>
+            </m:num>
+            <m:den>
+              <m:r>
+                <m:rPr>
+                  <m:sty m:val="p"/>
+                </m:rPr>
+                <w:rPr>
+                  <w:rFonts w:ascii="Cambria Math" w:eastAsia="宋体" w:hAnsi="Cambria Math"/>
+                  <w:sz w:val="28"/>
+                  <w:szCs w:val="28"/>
+                  <w:lang w:eastAsia="zh-CN"/>
+                </w:rPr>
+                <m:t>∂</m:t>
+              </m:r>
+              <m:r>
+                <w:rPr>
+                  <w:rFonts w:ascii="Cambria Math" w:eastAsia="宋体" w:hAnsi="Cambria Math"/>
+                  <w:sz w:val="28"/>
+                  <w:szCs w:val="28"/>
+                  <w:lang w:eastAsia="zh-CN"/>
+                </w:rPr>
+                <m:t>b</m:t>
+              </m:r>
+              <m:ctrlPr>
+                <w:rPr>
+                  <w:rFonts w:ascii="Cambria Math" w:eastAsia="宋体" w:hAnsi="Cambria Math"/>
+                  <w:i/>
+                  <w:sz w:val="28"/>
+                  <w:szCs w:val="28"/>
+                  <w:lang w:eastAsia="zh-CN"/>
+                </w:rPr>
+              </m:ctrlPr>
+            </m:den>
+          </m:f>
+          <m:r>
+            <w:rPr>
+              <w:rFonts w:ascii="Cambria Math" w:eastAsia="宋体" w:hAnsi="Cambria Math"/>
+              <w:sz w:val="28"/>
+              <w:szCs w:val="28"/>
+              <w:lang w:eastAsia="zh-CN"/>
+            </w:rPr>
+            <m:t>=</m:t>
+          </m:r>
+          <m:f>
+            <m:fPr>
+              <m:ctrlPr>
+                <w:rPr>
+                  <w:rFonts w:ascii="Cambria Math" w:eastAsia="宋体" w:hAnsi="Cambria Math"/>
+                  <w:sz w:val="28"/>
+                  <w:szCs w:val="28"/>
+                  <w:lang w:eastAsia="zh-CN"/>
+                </w:rPr>
+              </m:ctrlPr>
+            </m:fPr>
+            <m:num>
+              <m:r>
+                <w:rPr>
+                  <w:rFonts w:ascii="Cambria Math" w:eastAsia="宋体" w:hAnsi="Cambria Math"/>
+                  <w:sz w:val="28"/>
+                  <w:szCs w:val="28"/>
+                  <w:lang w:eastAsia="zh-CN"/>
+                </w:rPr>
+                <m:t>2</m:t>
+              </m:r>
+              <m:ctrlPr>
+                <w:rPr>
+                  <w:rFonts w:ascii="Cambria Math" w:eastAsia="宋体" w:hAnsi="Cambria Math"/>
+                  <w:i/>
+                  <w:sz w:val="28"/>
+                  <w:szCs w:val="28"/>
+                  <w:lang w:eastAsia="zh-CN"/>
+                </w:rPr>
+              </m:ctrlPr>
+            </m:num>
+            <m:den>
+              <m:r>
+                <w:rPr>
+                  <w:rFonts w:ascii="Cambria Math" w:eastAsia="宋体" w:hAnsi="Cambria Math"/>
+                  <w:sz w:val="28"/>
+                  <w:szCs w:val="28"/>
+                  <w:lang w:eastAsia="zh-CN"/>
+                </w:rPr>
+                <m:t>N</m:t>
+              </m:r>
+              <m:ctrlPr>
+                <w:rPr>
+                  <w:rFonts w:ascii="Cambria Math" w:eastAsia="宋体" w:hAnsi="Cambria Math"/>
+                  <w:i/>
+                  <w:sz w:val="28"/>
+                  <w:szCs w:val="28"/>
+                  <w:lang w:eastAsia="zh-CN"/>
+                </w:rPr>
+              </m:ctrlPr>
+            </m:den>
+          </m:f>
+          <m:nary>
+            <m:naryPr>
+              <m:chr m:val="∑"/>
+              <m:ctrlPr>
+                <w:rPr>
+                  <w:rFonts w:ascii="Cambria Math" w:eastAsia="宋体" w:hAnsi="Cambria Math"/>
+                  <w:sz w:val="28"/>
+                  <w:szCs w:val="28"/>
+                  <w:lang w:eastAsia="zh-CN"/>
+                </w:rPr>
+              </m:ctrlPr>
+            </m:naryPr>
+            <m:sub>
+              <m:r>
+                <w:rPr>
+                  <w:rFonts w:ascii="Cambria Math" w:eastAsia="宋体" w:hAnsi="Cambria Math"/>
+                  <w:sz w:val="28"/>
+                  <w:szCs w:val="28"/>
+                  <w:lang w:eastAsia="zh-CN"/>
+                </w:rPr>
+                <m:t>i=1</m:t>
+              </m:r>
+              <m:ctrlPr>
+                <w:rPr>
+                  <w:rFonts w:ascii="Cambria Math" w:eastAsia="宋体" w:hAnsi="Cambria Math"/>
+                  <w:i/>
+                  <w:sz w:val="28"/>
+                  <w:szCs w:val="28"/>
+                  <w:lang w:eastAsia="zh-CN"/>
+                </w:rPr>
+              </m:ctrlPr>
+            </m:sub>
+            <m:sup>
+              <m:r>
+                <w:rPr>
+                  <w:rFonts w:ascii="Cambria Math" w:eastAsia="宋体" w:hAnsi="Cambria Math"/>
+                  <w:sz w:val="28"/>
+                  <w:szCs w:val="28"/>
+                  <w:lang w:eastAsia="zh-CN"/>
+                </w:rPr>
+                <m:t>N</m:t>
+              </m:r>
+              <m:ctrlPr>
+                <w:rPr>
+                  <w:rFonts w:ascii="Cambria Math" w:eastAsia="宋体" w:hAnsi="Cambria Math"/>
+                  <w:i/>
+                  <w:sz w:val="28"/>
+                  <w:szCs w:val="28"/>
+                  <w:lang w:eastAsia="zh-CN"/>
+                </w:rPr>
+              </m:ctrlPr>
+            </m:sup>
+            <m:e>
+              <m:d>
+                <m:dPr>
+                  <m:ctrlPr>
+                    <w:rPr>
+                      <w:rFonts w:ascii="Cambria Math" w:eastAsia="宋体" w:hAnsi="Cambria Math"/>
+                      <w:i/>
+                      <w:sz w:val="28"/>
+                      <w:szCs w:val="28"/>
+                      <w:lang w:eastAsia="zh-CN"/>
+                    </w:rPr>
+                  </m:ctrlPr>
+                </m:dPr>
+                <m:e>
+                  <m:r>
+                    <w:rPr>
+                      <w:rFonts w:ascii="Cambria Math" w:eastAsia="宋体" w:hAnsi="Cambria Math"/>
+                      <w:sz w:val="28"/>
+                      <w:szCs w:val="28"/>
+                      <w:lang w:eastAsia="zh-CN"/>
+                    </w:rPr>
+                    <m:t>w</m:t>
+                  </m:r>
+                  <m:sSub>
+                    <m:sSubPr>
+                      <m:ctrlPr>
+                        <w:rPr>
+                          <w:rFonts w:ascii="Cambria Math" w:eastAsia="宋体" w:hAnsi="Cambria Math"/>
+                          <w:i/>
+                          <w:sz w:val="28"/>
+                          <w:szCs w:val="28"/>
+                          <w:lang w:eastAsia="zh-CN"/>
+                        </w:rPr>
+                      </m:ctrlPr>
+                    </m:sSubPr>
+                    <m:e>
+                      <m:r>
+                        <w:rPr>
+                          <w:rFonts w:ascii="Cambria Math" w:eastAsia="宋体" w:hAnsi="Cambria Math"/>
+                          <w:sz w:val="28"/>
+                          <w:szCs w:val="28"/>
+                          <w:lang w:eastAsia="zh-CN"/>
+                        </w:rPr>
+                        <m:t>x</m:t>
+                      </m:r>
+                    </m:e>
+                    <m:sub>
+                      <m:r>
+                        <w:rPr>
+                          <w:rFonts w:ascii="Cambria Math" w:eastAsia="宋体" w:hAnsi="Cambria Math"/>
+                          <w:sz w:val="28"/>
+                          <w:szCs w:val="28"/>
+                          <w:lang w:eastAsia="zh-CN"/>
+                        </w:rPr>
+                        <m:t>i</m:t>
+                      </m:r>
+                    </m:sub>
+                  </m:sSub>
+                  <m:r>
+                    <w:rPr>
+                      <w:rFonts w:ascii="Cambria Math" w:eastAsia="宋体" w:hAnsi="Cambria Math"/>
+                      <w:sz w:val="28"/>
+                      <w:szCs w:val="28"/>
+                      <w:lang w:eastAsia="zh-CN"/>
+                    </w:rPr>
+                    <m:t>+b-</m:t>
+                  </m:r>
+                  <m:sSub>
+                    <m:sSubPr>
+                      <m:ctrlPr>
+                        <w:rPr>
+                          <w:rFonts w:ascii="Cambria Math" w:eastAsia="宋体" w:hAnsi="Cambria Math"/>
+                          <w:i/>
+                          <w:sz w:val="28"/>
+                          <w:szCs w:val="28"/>
+                          <w:lang w:eastAsia="zh-CN"/>
+                        </w:rPr>
+                      </m:ctrlPr>
+                    </m:sSubPr>
+                    <m:e>
+                      <m:r>
+                        <w:rPr>
+                          <w:rFonts w:ascii="Cambria Math" w:eastAsia="宋体" w:hAnsi="Cambria Math"/>
+                          <w:sz w:val="28"/>
+                          <w:szCs w:val="28"/>
+                          <w:lang w:eastAsia="zh-CN"/>
+                        </w:rPr>
+                        <m:t>y</m:t>
+                      </m:r>
+                    </m:e>
+                    <m:sub>
+                      <m:r>
+                        <w:rPr>
+                          <w:rFonts w:ascii="Cambria Math" w:eastAsia="宋体" w:hAnsi="Cambria Math"/>
+                          <w:sz w:val="28"/>
+                          <w:szCs w:val="28"/>
+                          <w:lang w:eastAsia="zh-CN"/>
+                        </w:rPr>
+                        <m:t>i</m:t>
+                      </m:r>
+                    </m:sub>
+                  </m:sSub>
+                </m:e>
+              </m:d>
+              <m:ctrlPr>
+                <w:rPr>
+                  <w:rFonts w:ascii="Cambria Math" w:eastAsia="宋体" w:hAnsi="Cambria Math"/>
+                  <w:i/>
+                  <w:sz w:val="28"/>
+                  <w:szCs w:val="28"/>
+                  <w:lang w:eastAsia="zh-CN"/>
+                </w:rPr>
+              </m:ctrlPr>
+            </m:e>
+          </m:nary>
+        </m:oMath>
+      </m:oMathPara>
+    </w:p>
+    <w:p>
+      <w:pPr>
+        <w:rPr>
+          <w:rFonts w:ascii="宋体" w:eastAsia="宋体" w:hAnsi="宋体" w:hint="eastAsia"/>
           <w:sz w:val="28"/>
           <w:szCs w:val="28"/>
           <w:lang w:eastAsia="zh-CN"/>
@@ -794,7 +1482,7 @@
     <w:p>
       <w:pPr>
         <w:rPr>
-          <w:rFonts w:ascii="宋体" w:eastAsia="宋体" w:hAnsi="宋体"/>
+          <w:rFonts w:ascii="宋体" w:eastAsia="宋体" w:hAnsi="宋体" w:hint="eastAsia"/>
           <w:sz w:val="28"/>
           <w:szCs w:val="28"/>
           <w:lang w:eastAsia="zh-CN"/>
@@ -831,7 +1519,7 @@
     <w:p>
       <w:pPr>
         <w:rPr>
-          <w:rFonts w:ascii="宋体" w:eastAsia="宋体" w:hAnsi="宋体"/>
+          <w:rFonts w:ascii="宋体" w:eastAsia="宋体" w:hAnsi="宋体" w:hint="eastAsia"/>
           <w:sz w:val="28"/>
           <w:szCs w:val="28"/>
           <w:lang w:eastAsia="zh-CN"/>
@@ -972,7 +1660,7 @@
     <w:p>
       <w:pPr>
         <w:rPr>
-          <w:rFonts w:ascii="宋体" w:eastAsia="宋体" w:hAnsi="宋体"/>
+          <w:rFonts w:ascii="宋体" w:eastAsia="宋体" w:hAnsi="宋体" w:hint="eastAsia"/>
           <w:sz w:val="36"/>
           <w:szCs w:val="36"/>
           <w:lang w:eastAsia="zh-CN"/>
@@ -1019,7 +1707,7 @@
     <w:p>
       <w:pPr>
         <w:rPr>
-          <w:rFonts w:ascii="宋体" w:eastAsia="宋体" w:hAnsi="宋体"/>
+          <w:rFonts w:ascii="宋体" w:eastAsia="宋体" w:hAnsi="宋体" w:hint="eastAsia"/>
           <w:sz w:val="28"/>
           <w:szCs w:val="28"/>
           <w:lang w:eastAsia="zh-CN"/>
@@ -1051,16 +1739,7 @@
             <w:szCs w:val="28"/>
             <w:lang w:eastAsia="zh-CN"/>
           </w:rPr>
-          <m:t>w</m:t>
-        </m:r>
-        <m:r>
-          <w:rPr>
-            <w:rFonts w:ascii="Cambria Math" w:eastAsia="宋体" w:hAnsi="Cambria Math" w:hint="eastAsia"/>
-            <w:sz w:val="28"/>
-            <w:szCs w:val="28"/>
-            <w:lang w:eastAsia="zh-CN"/>
-          </w:rPr>
-          <m:t>=</m:t>
+          <m:t>w=</m:t>
         </m:r>
         <m:r>
           <w:rPr>
@@ -1076,7 +1755,7 @@
     <w:p>
       <w:pPr>
         <w:rPr>
-          <w:rFonts w:ascii="宋体" w:eastAsia="宋体" w:hAnsi="宋体"/>
+          <w:rFonts w:ascii="宋体" w:eastAsia="宋体" w:hAnsi="宋体" w:hint="eastAsia"/>
           <w:sz w:val="28"/>
           <w:szCs w:val="28"/>
         </w:rPr>
@@ -1111,7 +1790,7 @@
     <w:p>
       <w:pPr>
         <w:rPr>
-          <w:rFonts w:ascii="宋体" w:eastAsia="宋体" w:hAnsi="宋体"/>
+          <w:rFonts w:ascii="宋体" w:eastAsia="宋体" w:hAnsi="宋体" w:hint="eastAsia"/>
           <w:sz w:val="28"/>
           <w:szCs w:val="28"/>
         </w:rPr>
@@ -1146,7 +1825,7 @@
     <w:p>
       <w:pPr>
         <w:rPr>
-          <w:rFonts w:ascii="宋体" w:eastAsia="宋体" w:hAnsi="宋体"/>
+          <w:rFonts w:ascii="宋体" w:eastAsia="宋体" w:hAnsi="宋体" w:hint="eastAsia"/>
           <w:sz w:val="28"/>
           <w:szCs w:val="28"/>
         </w:rPr>
@@ -1216,7 +1895,7 @@
     <w:p>
       <w:pPr>
         <w:rPr>
-          <w:rFonts w:ascii="宋体" w:eastAsia="宋体" w:hAnsi="宋体"/>
+          <w:rFonts w:ascii="宋体" w:eastAsia="宋体" w:hAnsi="宋体" w:hint="eastAsia"/>
           <w:sz w:val="36"/>
           <w:szCs w:val="36"/>
         </w:rPr>
@@ -1270,7 +1949,7 @@
           <w:p>
             <w:pPr>
               <w:rPr>
-                <w:rFonts w:ascii="宋体" w:eastAsia="宋体" w:hAnsi="宋体"/>
+                <w:rFonts w:ascii="宋体" w:eastAsia="宋体" w:hAnsi="宋体" w:hint="eastAsia"/>
                 <w:sz w:val="24"/>
                 <w:szCs w:val="24"/>
               </w:rPr>
@@ -1292,7 +1971,7 @@
           <w:p>
             <w:pPr>
               <w:rPr>
-                <w:rFonts w:ascii="宋体" w:eastAsia="宋体" w:hAnsi="宋体"/>
+                <w:rFonts w:ascii="宋体" w:eastAsia="宋体" w:hAnsi="宋体" w:hint="eastAsia"/>
                 <w:sz w:val="24"/>
                 <w:szCs w:val="24"/>
               </w:rPr>
@@ -1314,7 +1993,7 @@
           <w:p>
             <w:pPr>
               <w:rPr>
-                <w:rFonts w:ascii="宋体" w:eastAsia="宋体" w:hAnsi="宋体"/>
+                <w:rFonts w:ascii="宋体" w:eastAsia="宋体" w:hAnsi="宋体" w:hint="eastAsia"/>
                 <w:sz w:val="24"/>
                 <w:szCs w:val="24"/>
               </w:rPr>
@@ -1336,7 +2015,7 @@
           <w:p>
             <w:pPr>
               <w:rPr>
-                <w:rFonts w:ascii="宋体" w:eastAsia="宋体" w:hAnsi="宋体"/>
+                <w:rFonts w:ascii="宋体" w:eastAsia="宋体" w:hAnsi="宋体" w:hint="eastAsia"/>
                 <w:sz w:val="24"/>
                 <w:szCs w:val="24"/>
               </w:rPr>
@@ -1360,7 +2039,7 @@
           <w:p>
             <w:pPr>
               <w:rPr>
-                <w:rFonts w:ascii="宋体" w:eastAsia="宋体" w:hAnsi="宋体"/>
+                <w:rFonts w:ascii="宋体" w:eastAsia="宋体" w:hAnsi="宋体" w:hint="eastAsia"/>
                 <w:sz w:val="24"/>
                 <w:szCs w:val="24"/>
               </w:rPr>
@@ -1382,7 +2061,7 @@
           <w:p>
             <w:pPr>
               <w:rPr>
-                <w:rFonts w:ascii="宋体" w:eastAsia="宋体" w:hAnsi="宋体"/>
+                <w:rFonts w:ascii="宋体" w:eastAsia="宋体" w:hAnsi="宋体" w:hint="eastAsia"/>
                 <w:sz w:val="24"/>
                 <w:szCs w:val="24"/>
               </w:rPr>
@@ -1404,7 +2083,7 @@
           <w:p>
             <w:pPr>
               <w:rPr>
-                <w:rFonts w:ascii="宋体" w:eastAsia="宋体" w:hAnsi="宋体"/>
+                <w:rFonts w:ascii="宋体" w:eastAsia="宋体" w:hAnsi="宋体" w:hint="eastAsia"/>
                 <w:sz w:val="24"/>
                 <w:szCs w:val="24"/>
               </w:rPr>
@@ -1426,7 +2105,7 @@
           <w:p>
             <w:pPr>
               <w:rPr>
-                <w:rFonts w:ascii="宋体" w:eastAsia="宋体" w:hAnsi="宋体"/>
+                <w:rFonts w:ascii="宋体" w:eastAsia="宋体" w:hAnsi="宋体" w:hint="eastAsia"/>
                 <w:sz w:val="24"/>
                 <w:szCs w:val="24"/>
               </w:rPr>
@@ -1450,7 +2129,7 @@
           <w:p>
             <w:pPr>
               <w:rPr>
-                <w:rFonts w:ascii="宋体" w:eastAsia="宋体" w:hAnsi="宋体"/>
+                <w:rFonts w:ascii="宋体" w:eastAsia="宋体" w:hAnsi="宋体" w:hint="eastAsia"/>
                 <w:sz w:val="24"/>
                 <w:szCs w:val="24"/>
               </w:rPr>
@@ -1472,7 +2151,7 @@
           <w:p>
             <w:pPr>
               <w:rPr>
-                <w:rFonts w:ascii="宋体" w:eastAsia="宋体" w:hAnsi="宋体"/>
+                <w:rFonts w:ascii="宋体" w:eastAsia="宋体" w:hAnsi="宋体" w:hint="eastAsia"/>
                 <w:sz w:val="24"/>
                 <w:szCs w:val="24"/>
               </w:rPr>
@@ -1494,7 +2173,7 @@
           <w:p>
             <w:pPr>
               <w:rPr>
-                <w:rFonts w:ascii="宋体" w:eastAsia="宋体" w:hAnsi="宋体"/>
+                <w:rFonts w:ascii="宋体" w:eastAsia="宋体" w:hAnsi="宋体" w:hint="eastAsia"/>
                 <w:sz w:val="24"/>
                 <w:szCs w:val="24"/>
               </w:rPr>
@@ -1516,7 +2195,7 @@
           <w:p>
             <w:pPr>
               <w:rPr>
-                <w:rFonts w:ascii="宋体" w:eastAsia="宋体" w:hAnsi="宋体"/>
+                <w:rFonts w:ascii="宋体" w:eastAsia="宋体" w:hAnsi="宋体" w:hint="eastAsia"/>
                 <w:sz w:val="24"/>
                 <w:szCs w:val="24"/>
               </w:rPr>
@@ -1540,7 +2219,7 @@
           <w:p>
             <w:pPr>
               <w:rPr>
-                <w:rFonts w:ascii="宋体" w:eastAsia="宋体" w:hAnsi="宋体"/>
+                <w:rFonts w:ascii="宋体" w:eastAsia="宋体" w:hAnsi="宋体" w:hint="eastAsia"/>
                 <w:sz w:val="24"/>
                 <w:szCs w:val="24"/>
               </w:rPr>
@@ -1551,7 +2230,6 @@
                 <w:sz w:val="24"/>
                 <w:szCs w:val="24"/>
               </w:rPr>
-              <w:lastRenderedPageBreak/>
               <w:t>3</w:t>
             </w:r>
           </w:p>
@@ -1563,7 +2241,7 @@
           <w:p>
             <w:pPr>
               <w:rPr>
-                <w:rFonts w:ascii="宋体" w:eastAsia="宋体" w:hAnsi="宋体"/>
+                <w:rFonts w:ascii="宋体" w:eastAsia="宋体" w:hAnsi="宋体" w:hint="eastAsia"/>
                 <w:sz w:val="24"/>
                 <w:szCs w:val="24"/>
               </w:rPr>
@@ -1585,7 +2263,7 @@
           <w:p>
             <w:pPr>
               <w:rPr>
-                <w:rFonts w:ascii="宋体" w:eastAsia="宋体" w:hAnsi="宋体"/>
+                <w:rFonts w:ascii="宋体" w:eastAsia="宋体" w:hAnsi="宋体" w:hint="eastAsia"/>
                 <w:sz w:val="24"/>
                 <w:szCs w:val="24"/>
               </w:rPr>
@@ -1607,7 +2285,7 @@
           <w:p>
             <w:pPr>
               <w:rPr>
-                <w:rFonts w:ascii="宋体" w:eastAsia="宋体" w:hAnsi="宋体"/>
+                <w:rFonts w:ascii="宋体" w:eastAsia="宋体" w:hAnsi="宋体" w:hint="eastAsia"/>
                 <w:sz w:val="24"/>
                 <w:szCs w:val="24"/>
               </w:rPr>
@@ -1631,7 +2309,7 @@
           <w:p>
             <w:pPr>
               <w:rPr>
-                <w:rFonts w:ascii="宋体" w:eastAsia="宋体" w:hAnsi="宋体"/>
+                <w:rFonts w:ascii="宋体" w:eastAsia="宋体" w:hAnsi="宋体" w:hint="eastAsia"/>
                 <w:sz w:val="24"/>
                 <w:szCs w:val="24"/>
               </w:rPr>
@@ -1653,7 +2331,7 @@
           <w:p>
             <w:pPr>
               <w:rPr>
-                <w:rFonts w:ascii="宋体" w:eastAsia="宋体" w:hAnsi="宋体"/>
+                <w:rFonts w:ascii="宋体" w:eastAsia="宋体" w:hAnsi="宋体" w:hint="eastAsia"/>
                 <w:sz w:val="24"/>
                 <w:szCs w:val="24"/>
               </w:rPr>
@@ -1675,7 +2353,7 @@
           <w:p>
             <w:pPr>
               <w:rPr>
-                <w:rFonts w:ascii="宋体" w:eastAsia="宋体" w:hAnsi="宋体"/>
+                <w:rFonts w:ascii="宋体" w:eastAsia="宋体" w:hAnsi="宋体" w:hint="eastAsia"/>
                 <w:sz w:val="24"/>
                 <w:szCs w:val="24"/>
               </w:rPr>
@@ -1697,7 +2375,7 @@
           <w:p>
             <w:pPr>
               <w:rPr>
-                <w:rFonts w:ascii="宋体" w:eastAsia="宋体" w:hAnsi="宋体"/>
+                <w:rFonts w:ascii="宋体" w:eastAsia="宋体" w:hAnsi="宋体" w:hint="eastAsia"/>
                 <w:sz w:val="24"/>
                 <w:szCs w:val="24"/>
               </w:rPr>
@@ -1721,7 +2399,7 @@
           <w:p>
             <w:pPr>
               <w:rPr>
-                <w:rFonts w:ascii="宋体" w:eastAsia="宋体" w:hAnsi="宋体"/>
+                <w:rFonts w:ascii="宋体" w:eastAsia="宋体" w:hAnsi="宋体" w:hint="eastAsia"/>
                 <w:sz w:val="24"/>
                 <w:szCs w:val="24"/>
               </w:rPr>
@@ -1743,7 +2421,7 @@
           <w:p>
             <w:pPr>
               <w:rPr>
-                <w:rFonts w:ascii="宋体" w:eastAsia="宋体" w:hAnsi="宋体"/>
+                <w:rFonts w:ascii="宋体" w:eastAsia="宋体" w:hAnsi="宋体" w:hint="eastAsia"/>
                 <w:sz w:val="24"/>
                 <w:szCs w:val="24"/>
               </w:rPr>
@@ -1765,7 +2443,7 @@
           <w:p>
             <w:pPr>
               <w:rPr>
-                <w:rFonts w:ascii="宋体" w:eastAsia="宋体" w:hAnsi="宋体"/>
+                <w:rFonts w:ascii="宋体" w:eastAsia="宋体" w:hAnsi="宋体" w:hint="eastAsia"/>
                 <w:sz w:val="24"/>
                 <w:szCs w:val="24"/>
               </w:rPr>
@@ -1787,7 +2465,7 @@
           <w:p>
             <w:pPr>
               <w:rPr>
-                <w:rFonts w:ascii="宋体" w:eastAsia="宋体" w:hAnsi="宋体"/>
+                <w:rFonts w:ascii="宋体" w:eastAsia="宋体" w:hAnsi="宋体" w:hint="eastAsia"/>
                 <w:sz w:val="24"/>
                 <w:szCs w:val="24"/>
               </w:rPr>
@@ -1811,7 +2489,7 @@
           <w:p>
             <w:pPr>
               <w:rPr>
-                <w:rFonts w:ascii="宋体" w:eastAsia="宋体" w:hAnsi="宋体"/>
+                <w:rFonts w:ascii="宋体" w:eastAsia="宋体" w:hAnsi="宋体" w:hint="eastAsia"/>
                 <w:sz w:val="24"/>
                 <w:szCs w:val="24"/>
               </w:rPr>
@@ -1833,7 +2511,7 @@
           <w:p>
             <w:pPr>
               <w:rPr>
-                <w:rFonts w:ascii="宋体" w:eastAsia="宋体" w:hAnsi="宋体"/>
+                <w:rFonts w:ascii="宋体" w:eastAsia="宋体" w:hAnsi="宋体" w:hint="eastAsia"/>
                 <w:sz w:val="24"/>
                 <w:szCs w:val="24"/>
               </w:rPr>
@@ -1855,7 +2533,7 @@
           <w:p>
             <w:pPr>
               <w:rPr>
-                <w:rFonts w:ascii="宋体" w:eastAsia="宋体" w:hAnsi="宋体"/>
+                <w:rFonts w:ascii="宋体" w:eastAsia="宋体" w:hAnsi="宋体" w:hint="eastAsia"/>
                 <w:sz w:val="24"/>
                 <w:szCs w:val="24"/>
               </w:rPr>
@@ -1877,7 +2555,7 @@
           <w:p>
             <w:pPr>
               <w:rPr>
-                <w:rFonts w:ascii="宋体" w:eastAsia="宋体" w:hAnsi="宋体"/>
+                <w:rFonts w:ascii="宋体" w:eastAsia="宋体" w:hAnsi="宋体" w:hint="eastAsia"/>
                 <w:sz w:val="24"/>
                 <w:szCs w:val="24"/>
               </w:rPr>
@@ -1901,7 +2579,7 @@
           <w:p>
             <w:pPr>
               <w:rPr>
-                <w:rFonts w:ascii="宋体" w:eastAsia="宋体" w:hAnsi="宋体"/>
+                <w:rFonts w:ascii="宋体" w:eastAsia="宋体" w:hAnsi="宋体" w:hint="eastAsia"/>
                 <w:sz w:val="24"/>
                 <w:szCs w:val="24"/>
               </w:rPr>
@@ -1923,7 +2601,7 @@
           <w:p>
             <w:pPr>
               <w:rPr>
-                <w:rFonts w:ascii="宋体" w:eastAsia="宋体" w:hAnsi="宋体"/>
+                <w:rFonts w:ascii="宋体" w:eastAsia="宋体" w:hAnsi="宋体" w:hint="eastAsia"/>
                 <w:sz w:val="24"/>
                 <w:szCs w:val="24"/>
               </w:rPr>
@@ -1945,7 +2623,7 @@
           <w:p>
             <w:pPr>
               <w:rPr>
-                <w:rFonts w:ascii="宋体" w:eastAsia="宋体" w:hAnsi="宋体"/>
+                <w:rFonts w:ascii="宋体" w:eastAsia="宋体" w:hAnsi="宋体" w:hint="eastAsia"/>
                 <w:sz w:val="24"/>
                 <w:szCs w:val="24"/>
               </w:rPr>
@@ -1967,7 +2645,7 @@
           <w:p>
             <w:pPr>
               <w:rPr>
-                <w:rFonts w:ascii="宋体" w:eastAsia="宋体" w:hAnsi="宋体"/>
+                <w:rFonts w:ascii="宋体" w:eastAsia="宋体" w:hAnsi="宋体" w:hint="eastAsia"/>
                 <w:sz w:val="24"/>
                 <w:szCs w:val="24"/>
               </w:rPr>
@@ -1991,7 +2669,7 @@
           <w:p>
             <w:pPr>
               <w:rPr>
-                <w:rFonts w:ascii="宋体" w:eastAsia="宋体" w:hAnsi="宋体"/>
+                <w:rFonts w:ascii="宋体" w:eastAsia="宋体" w:hAnsi="宋体" w:hint="eastAsia"/>
                 <w:sz w:val="24"/>
                 <w:szCs w:val="24"/>
               </w:rPr>
@@ -2013,7 +2691,7 @@
           <w:p>
             <w:pPr>
               <w:rPr>
-                <w:rFonts w:ascii="宋体" w:eastAsia="宋体" w:hAnsi="宋体"/>
+                <w:rFonts w:ascii="宋体" w:eastAsia="宋体" w:hAnsi="宋体" w:hint="eastAsia"/>
                 <w:sz w:val="24"/>
                 <w:szCs w:val="24"/>
               </w:rPr>
@@ -2035,7 +2713,7 @@
           <w:p>
             <w:pPr>
               <w:rPr>
-                <w:rFonts w:ascii="宋体" w:eastAsia="宋体" w:hAnsi="宋体"/>
+                <w:rFonts w:ascii="宋体" w:eastAsia="宋体" w:hAnsi="宋体" w:hint="eastAsia"/>
                 <w:sz w:val="24"/>
                 <w:szCs w:val="24"/>
               </w:rPr>
@@ -2057,7 +2735,7 @@
           <w:p>
             <w:pPr>
               <w:rPr>
-                <w:rFonts w:ascii="宋体" w:eastAsia="宋体" w:hAnsi="宋体"/>
+                <w:rFonts w:ascii="宋体" w:eastAsia="宋体" w:hAnsi="宋体" w:hint="eastAsia"/>
                 <w:sz w:val="24"/>
                 <w:szCs w:val="24"/>
               </w:rPr>
@@ -2081,7 +2759,7 @@
           <w:p>
             <w:pPr>
               <w:rPr>
-                <w:rFonts w:ascii="宋体" w:eastAsia="宋体" w:hAnsi="宋体"/>
+                <w:rFonts w:ascii="宋体" w:eastAsia="宋体" w:hAnsi="宋体" w:hint="eastAsia"/>
                 <w:sz w:val="24"/>
                 <w:szCs w:val="24"/>
               </w:rPr>
@@ -2103,7 +2781,7 @@
           <w:p>
             <w:pPr>
               <w:rPr>
-                <w:rFonts w:ascii="宋体" w:eastAsia="宋体" w:hAnsi="宋体"/>
+                <w:rFonts w:ascii="宋体" w:eastAsia="宋体" w:hAnsi="宋体" w:hint="eastAsia"/>
                 <w:sz w:val="24"/>
                 <w:szCs w:val="24"/>
               </w:rPr>
@@ -2125,7 +2803,7 @@
           <w:p>
             <w:pPr>
               <w:rPr>
-                <w:rFonts w:ascii="宋体" w:eastAsia="宋体" w:hAnsi="宋体"/>
+                <w:rFonts w:ascii="宋体" w:eastAsia="宋体" w:hAnsi="宋体" w:hint="eastAsia"/>
                 <w:sz w:val="24"/>
                 <w:szCs w:val="24"/>
               </w:rPr>
@@ -2147,7 +2825,7 @@
           <w:p>
             <w:pPr>
               <w:rPr>
-                <w:rFonts w:ascii="宋体" w:eastAsia="宋体" w:hAnsi="宋体"/>
+                <w:rFonts w:ascii="宋体" w:eastAsia="宋体" w:hAnsi="宋体" w:hint="eastAsia"/>
                 <w:sz w:val="24"/>
                 <w:szCs w:val="24"/>
               </w:rPr>
@@ -2171,7 +2849,7 @@
           <w:p>
             <w:pPr>
               <w:rPr>
-                <w:rFonts w:ascii="宋体" w:eastAsia="宋体" w:hAnsi="宋体"/>
+                <w:rFonts w:ascii="宋体" w:eastAsia="宋体" w:hAnsi="宋体" w:hint="eastAsia"/>
                 <w:sz w:val="24"/>
                 <w:szCs w:val="24"/>
               </w:rPr>
@@ -2193,7 +2871,7 @@
           <w:p>
             <w:pPr>
               <w:rPr>
-                <w:rFonts w:ascii="宋体" w:eastAsia="宋体" w:hAnsi="宋体"/>
+                <w:rFonts w:ascii="宋体" w:eastAsia="宋体" w:hAnsi="宋体" w:hint="eastAsia"/>
                 <w:sz w:val="24"/>
                 <w:szCs w:val="24"/>
               </w:rPr>
@@ -2215,7 +2893,7 @@
           <w:p>
             <w:pPr>
               <w:rPr>
-                <w:rFonts w:ascii="宋体" w:eastAsia="宋体" w:hAnsi="宋体"/>
+                <w:rFonts w:ascii="宋体" w:eastAsia="宋体" w:hAnsi="宋体" w:hint="eastAsia"/>
                 <w:sz w:val="24"/>
                 <w:szCs w:val="24"/>
               </w:rPr>
@@ -2237,7 +2915,7 @@
           <w:p>
             <w:pPr>
               <w:rPr>
-                <w:rFonts w:ascii="宋体" w:eastAsia="宋体" w:hAnsi="宋体"/>
+                <w:rFonts w:ascii="宋体" w:eastAsia="宋体" w:hAnsi="宋体" w:hint="eastAsia"/>
                 <w:sz w:val="24"/>
                 <w:szCs w:val="24"/>
               </w:rPr>
@@ -2261,7 +2939,7 @@
           <w:p>
             <w:pPr>
               <w:rPr>
-                <w:rFonts w:ascii="宋体" w:eastAsia="宋体" w:hAnsi="宋体"/>
+                <w:rFonts w:ascii="宋体" w:eastAsia="宋体" w:hAnsi="宋体" w:hint="eastAsia"/>
                 <w:sz w:val="24"/>
                 <w:szCs w:val="24"/>
               </w:rPr>
@@ -2283,7 +2961,7 @@
           <w:p>
             <w:pPr>
               <w:rPr>
-                <w:rFonts w:ascii="宋体" w:eastAsia="宋体" w:hAnsi="宋体"/>
+                <w:rFonts w:ascii="宋体" w:eastAsia="宋体" w:hAnsi="宋体" w:hint="eastAsia"/>
                 <w:sz w:val="24"/>
                 <w:szCs w:val="24"/>
               </w:rPr>
@@ -2305,7 +2983,7 @@
           <w:p>
             <w:pPr>
               <w:rPr>
-                <w:rFonts w:ascii="宋体" w:eastAsia="宋体" w:hAnsi="宋体"/>
+                <w:rFonts w:ascii="宋体" w:eastAsia="宋体" w:hAnsi="宋体" w:hint="eastAsia"/>
                 <w:sz w:val="24"/>
                 <w:szCs w:val="24"/>
               </w:rPr>
@@ -2327,7 +3005,7 @@
           <w:p>
             <w:pPr>
               <w:rPr>
-                <w:rFonts w:ascii="宋体" w:eastAsia="宋体" w:hAnsi="宋体"/>
+                <w:rFonts w:ascii="宋体" w:eastAsia="宋体" w:hAnsi="宋体" w:hint="eastAsia"/>
                 <w:sz w:val="24"/>
                 <w:szCs w:val="24"/>
               </w:rPr>
@@ -2351,7 +3029,7 @@
           <w:p>
             <w:pPr>
               <w:rPr>
-                <w:rFonts w:ascii="宋体" w:eastAsia="宋体" w:hAnsi="宋体"/>
+                <w:rFonts w:ascii="宋体" w:eastAsia="宋体" w:hAnsi="宋体" w:hint="eastAsia"/>
                 <w:sz w:val="24"/>
                 <w:szCs w:val="24"/>
               </w:rPr>
@@ -2373,7 +3051,7 @@
           <w:p>
             <w:pPr>
               <w:rPr>
-                <w:rFonts w:ascii="宋体" w:eastAsia="宋体" w:hAnsi="宋体"/>
+                <w:rFonts w:ascii="宋体" w:eastAsia="宋体" w:hAnsi="宋体" w:hint="eastAsia"/>
                 <w:sz w:val="24"/>
                 <w:szCs w:val="24"/>
               </w:rPr>
@@ -2395,7 +3073,7 @@
           <w:p>
             <w:pPr>
               <w:rPr>
-                <w:rFonts w:ascii="宋体" w:eastAsia="宋体" w:hAnsi="宋体"/>
+                <w:rFonts w:ascii="宋体" w:eastAsia="宋体" w:hAnsi="宋体" w:hint="eastAsia"/>
                 <w:sz w:val="24"/>
                 <w:szCs w:val="24"/>
               </w:rPr>
@@ -2417,7 +3095,7 @@
           <w:p>
             <w:pPr>
               <w:rPr>
-                <w:rFonts w:ascii="宋体" w:eastAsia="宋体" w:hAnsi="宋体"/>
+                <w:rFonts w:ascii="宋体" w:eastAsia="宋体" w:hAnsi="宋体" w:hint="eastAsia"/>
                 <w:sz w:val="24"/>
                 <w:szCs w:val="24"/>
               </w:rPr>
@@ -2441,7 +3119,7 @@
           <w:p>
             <w:pPr>
               <w:rPr>
-                <w:rFonts w:ascii="宋体" w:eastAsia="宋体" w:hAnsi="宋体"/>
+                <w:rFonts w:ascii="宋体" w:eastAsia="宋体" w:hAnsi="宋体" w:hint="eastAsia"/>
                 <w:sz w:val="24"/>
                 <w:szCs w:val="24"/>
               </w:rPr>
@@ -2463,7 +3141,7 @@
           <w:p>
             <w:pPr>
               <w:rPr>
-                <w:rFonts w:ascii="宋体" w:eastAsia="宋体" w:hAnsi="宋体"/>
+                <w:rFonts w:ascii="宋体" w:eastAsia="宋体" w:hAnsi="宋体" w:hint="eastAsia"/>
                 <w:sz w:val="24"/>
                 <w:szCs w:val="24"/>
               </w:rPr>
@@ -2485,7 +3163,7 @@
           <w:p>
             <w:pPr>
               <w:rPr>
-                <w:rFonts w:ascii="宋体" w:eastAsia="宋体" w:hAnsi="宋体"/>
+                <w:rFonts w:ascii="宋体" w:eastAsia="宋体" w:hAnsi="宋体" w:hint="eastAsia"/>
                 <w:sz w:val="24"/>
                 <w:szCs w:val="24"/>
               </w:rPr>
@@ -2507,7 +3185,7 @@
           <w:p>
             <w:pPr>
               <w:rPr>
-                <w:rFonts w:ascii="宋体" w:eastAsia="宋体" w:hAnsi="宋体"/>
+                <w:rFonts w:ascii="宋体" w:eastAsia="宋体" w:hAnsi="宋体" w:hint="eastAsia"/>
                 <w:sz w:val="24"/>
                 <w:szCs w:val="24"/>
               </w:rPr>
@@ -2531,7 +3209,7 @@
           <w:p>
             <w:pPr>
               <w:rPr>
-                <w:rFonts w:ascii="宋体" w:eastAsia="宋体" w:hAnsi="宋体"/>
+                <w:rFonts w:ascii="宋体" w:eastAsia="宋体" w:hAnsi="宋体" w:hint="eastAsia"/>
                 <w:sz w:val="24"/>
                 <w:szCs w:val="24"/>
               </w:rPr>
@@ -2553,7 +3231,7 @@
           <w:p>
             <w:pPr>
               <w:rPr>
-                <w:rFonts w:ascii="宋体" w:eastAsia="宋体" w:hAnsi="宋体"/>
+                <w:rFonts w:ascii="宋体" w:eastAsia="宋体" w:hAnsi="宋体" w:hint="eastAsia"/>
                 <w:sz w:val="24"/>
                 <w:szCs w:val="24"/>
               </w:rPr>
@@ -2575,7 +3253,7 @@
           <w:p>
             <w:pPr>
               <w:rPr>
-                <w:rFonts w:ascii="宋体" w:eastAsia="宋体" w:hAnsi="宋体"/>
+                <w:rFonts w:ascii="宋体" w:eastAsia="宋体" w:hAnsi="宋体" w:hint="eastAsia"/>
                 <w:sz w:val="24"/>
                 <w:szCs w:val="24"/>
               </w:rPr>
@@ -2597,7 +3275,7 @@
           <w:p>
             <w:pPr>
               <w:rPr>
-                <w:rFonts w:ascii="宋体" w:eastAsia="宋体" w:hAnsi="宋体"/>
+                <w:rFonts w:ascii="宋体" w:eastAsia="宋体" w:hAnsi="宋体" w:hint="eastAsia"/>
                 <w:sz w:val="24"/>
                 <w:szCs w:val="24"/>
               </w:rPr>
@@ -2621,7 +3299,7 @@
           <w:p>
             <w:pPr>
               <w:rPr>
-                <w:rFonts w:ascii="宋体" w:eastAsia="宋体" w:hAnsi="宋体"/>
+                <w:rFonts w:ascii="宋体" w:eastAsia="宋体" w:hAnsi="宋体" w:hint="eastAsia"/>
                 <w:sz w:val="24"/>
                 <w:szCs w:val="24"/>
               </w:rPr>
@@ -2643,7 +3321,7 @@
           <w:p>
             <w:pPr>
               <w:rPr>
-                <w:rFonts w:ascii="宋体" w:eastAsia="宋体" w:hAnsi="宋体"/>
+                <w:rFonts w:ascii="宋体" w:eastAsia="宋体" w:hAnsi="宋体" w:hint="eastAsia"/>
                 <w:sz w:val="24"/>
                 <w:szCs w:val="24"/>
               </w:rPr>
@@ -2665,7 +3343,7 @@
           <w:p>
             <w:pPr>
               <w:rPr>
-                <w:rFonts w:ascii="宋体" w:eastAsia="宋体" w:hAnsi="宋体"/>
+                <w:rFonts w:ascii="宋体" w:eastAsia="宋体" w:hAnsi="宋体" w:hint="eastAsia"/>
                 <w:sz w:val="24"/>
                 <w:szCs w:val="24"/>
               </w:rPr>
@@ -2687,7 +3365,7 @@
           <w:p>
             <w:pPr>
               <w:rPr>
-                <w:rFonts w:ascii="宋体" w:eastAsia="宋体" w:hAnsi="宋体"/>
+                <w:rFonts w:ascii="宋体" w:eastAsia="宋体" w:hAnsi="宋体" w:hint="eastAsia"/>
                 <w:sz w:val="24"/>
                 <w:szCs w:val="24"/>
               </w:rPr>
@@ -2711,7 +3389,7 @@
           <w:p>
             <w:pPr>
               <w:rPr>
-                <w:rFonts w:ascii="宋体" w:eastAsia="宋体" w:hAnsi="宋体"/>
+                <w:rFonts w:ascii="宋体" w:eastAsia="宋体" w:hAnsi="宋体" w:hint="eastAsia"/>
                 <w:sz w:val="24"/>
                 <w:szCs w:val="24"/>
               </w:rPr>
@@ -2733,7 +3411,7 @@
           <w:p>
             <w:pPr>
               <w:rPr>
-                <w:rFonts w:ascii="宋体" w:eastAsia="宋体" w:hAnsi="宋体"/>
+                <w:rFonts w:ascii="宋体" w:eastAsia="宋体" w:hAnsi="宋体" w:hint="eastAsia"/>
                 <w:sz w:val="24"/>
                 <w:szCs w:val="24"/>
               </w:rPr>
@@ -2755,7 +3433,7 @@
           <w:p>
             <w:pPr>
               <w:rPr>
-                <w:rFonts w:ascii="宋体" w:eastAsia="宋体" w:hAnsi="宋体"/>
+                <w:rFonts w:ascii="宋体" w:eastAsia="宋体" w:hAnsi="宋体" w:hint="eastAsia"/>
                 <w:sz w:val="24"/>
                 <w:szCs w:val="24"/>
               </w:rPr>
@@ -2777,7 +3455,7 @@
           <w:p>
             <w:pPr>
               <w:rPr>
-                <w:rFonts w:ascii="宋体" w:eastAsia="宋体" w:hAnsi="宋体"/>
+                <w:rFonts w:ascii="宋体" w:eastAsia="宋体" w:hAnsi="宋体" w:hint="eastAsia"/>
                 <w:sz w:val="24"/>
                 <w:szCs w:val="24"/>
               </w:rPr>
@@ -2801,7 +3479,7 @@
           <w:p>
             <w:pPr>
               <w:rPr>
-                <w:rFonts w:ascii="宋体" w:eastAsia="宋体" w:hAnsi="宋体"/>
+                <w:rFonts w:ascii="宋体" w:eastAsia="宋体" w:hAnsi="宋体" w:hint="eastAsia"/>
                 <w:sz w:val="24"/>
                 <w:szCs w:val="24"/>
               </w:rPr>
@@ -2823,7 +3501,7 @@
           <w:p>
             <w:pPr>
               <w:rPr>
-                <w:rFonts w:ascii="宋体" w:eastAsia="宋体" w:hAnsi="宋体"/>
+                <w:rFonts w:ascii="宋体" w:eastAsia="宋体" w:hAnsi="宋体" w:hint="eastAsia"/>
                 <w:sz w:val="24"/>
                 <w:szCs w:val="24"/>
               </w:rPr>
@@ -2845,7 +3523,7 @@
           <w:p>
             <w:pPr>
               <w:rPr>
-                <w:rFonts w:ascii="宋体" w:eastAsia="宋体" w:hAnsi="宋体"/>
+                <w:rFonts w:ascii="宋体" w:eastAsia="宋体" w:hAnsi="宋体" w:hint="eastAsia"/>
                 <w:sz w:val="24"/>
                 <w:szCs w:val="24"/>
               </w:rPr>
@@ -2867,7 +3545,7 @@
           <w:p>
             <w:pPr>
               <w:rPr>
-                <w:rFonts w:ascii="宋体" w:eastAsia="宋体" w:hAnsi="宋体"/>
+                <w:rFonts w:ascii="宋体" w:eastAsia="宋体" w:hAnsi="宋体" w:hint="eastAsia"/>
                 <w:sz w:val="24"/>
                 <w:szCs w:val="24"/>
               </w:rPr>
@@ -2891,7 +3569,7 @@
           <w:p>
             <w:pPr>
               <w:rPr>
-                <w:rFonts w:ascii="宋体" w:eastAsia="宋体" w:hAnsi="宋体"/>
+                <w:rFonts w:ascii="宋体" w:eastAsia="宋体" w:hAnsi="宋体" w:hint="eastAsia"/>
                 <w:sz w:val="24"/>
                 <w:szCs w:val="24"/>
               </w:rPr>
@@ -2913,7 +3591,7 @@
           <w:p>
             <w:pPr>
               <w:rPr>
-                <w:rFonts w:ascii="宋体" w:eastAsia="宋体" w:hAnsi="宋体"/>
+                <w:rFonts w:ascii="宋体" w:eastAsia="宋体" w:hAnsi="宋体" w:hint="eastAsia"/>
                 <w:sz w:val="24"/>
                 <w:szCs w:val="24"/>
               </w:rPr>
@@ -2935,7 +3613,7 @@
           <w:p>
             <w:pPr>
               <w:rPr>
-                <w:rFonts w:ascii="宋体" w:eastAsia="宋体" w:hAnsi="宋体"/>
+                <w:rFonts w:ascii="宋体" w:eastAsia="宋体" w:hAnsi="宋体" w:hint="eastAsia"/>
                 <w:sz w:val="24"/>
                 <w:szCs w:val="24"/>
               </w:rPr>
@@ -2957,7 +3635,7 @@
           <w:p>
             <w:pPr>
               <w:rPr>
-                <w:rFonts w:ascii="宋体" w:eastAsia="宋体" w:hAnsi="宋体"/>
+                <w:rFonts w:ascii="宋体" w:eastAsia="宋体" w:hAnsi="宋体" w:hint="eastAsia"/>
                 <w:sz w:val="24"/>
                 <w:szCs w:val="24"/>
               </w:rPr>
@@ -2981,7 +3659,7 @@
           <w:p>
             <w:pPr>
               <w:rPr>
-                <w:rFonts w:ascii="宋体" w:eastAsia="宋体" w:hAnsi="宋体"/>
+                <w:rFonts w:ascii="宋体" w:eastAsia="宋体" w:hAnsi="宋体" w:hint="eastAsia"/>
                 <w:sz w:val="24"/>
                 <w:szCs w:val="24"/>
               </w:rPr>
@@ -3003,7 +3681,7 @@
           <w:p>
             <w:pPr>
               <w:rPr>
-                <w:rFonts w:ascii="宋体" w:eastAsia="宋体" w:hAnsi="宋体"/>
+                <w:rFonts w:ascii="宋体" w:eastAsia="宋体" w:hAnsi="宋体" w:hint="eastAsia"/>
                 <w:sz w:val="24"/>
                 <w:szCs w:val="24"/>
               </w:rPr>
@@ -3025,7 +3703,7 @@
           <w:p>
             <w:pPr>
               <w:rPr>
-                <w:rFonts w:ascii="宋体" w:eastAsia="宋体" w:hAnsi="宋体"/>
+                <w:rFonts w:ascii="宋体" w:eastAsia="宋体" w:hAnsi="宋体" w:hint="eastAsia"/>
                 <w:sz w:val="24"/>
                 <w:szCs w:val="24"/>
               </w:rPr>
@@ -3047,7 +3725,7 @@
           <w:p>
             <w:pPr>
               <w:rPr>
-                <w:rFonts w:ascii="宋体" w:eastAsia="宋体" w:hAnsi="宋体"/>
+                <w:rFonts w:ascii="宋体" w:eastAsia="宋体" w:hAnsi="宋体" w:hint="eastAsia"/>
                 <w:sz w:val="24"/>
                 <w:szCs w:val="24"/>
               </w:rPr>
@@ -3071,7 +3749,7 @@
           <w:p>
             <w:pPr>
               <w:rPr>
-                <w:rFonts w:ascii="宋体" w:eastAsia="宋体" w:hAnsi="宋体"/>
+                <w:rFonts w:ascii="宋体" w:eastAsia="宋体" w:hAnsi="宋体" w:hint="eastAsia"/>
                 <w:sz w:val="24"/>
                 <w:szCs w:val="24"/>
               </w:rPr>
@@ -3093,7 +3771,7 @@
           <w:p>
             <w:pPr>
               <w:rPr>
-                <w:rFonts w:ascii="宋体" w:eastAsia="宋体" w:hAnsi="宋体"/>
+                <w:rFonts w:ascii="宋体" w:eastAsia="宋体" w:hAnsi="宋体" w:hint="eastAsia"/>
                 <w:sz w:val="24"/>
                 <w:szCs w:val="24"/>
               </w:rPr>
@@ -3115,7 +3793,7 @@
           <w:p>
             <w:pPr>
               <w:rPr>
-                <w:rFonts w:ascii="宋体" w:eastAsia="宋体" w:hAnsi="宋体"/>
+                <w:rFonts w:ascii="宋体" w:eastAsia="宋体" w:hAnsi="宋体" w:hint="eastAsia"/>
                 <w:sz w:val="24"/>
                 <w:szCs w:val="24"/>
               </w:rPr>
@@ -3137,7 +3815,7 @@
           <w:p>
             <w:pPr>
               <w:rPr>
-                <w:rFonts w:ascii="宋体" w:eastAsia="宋体" w:hAnsi="宋体"/>
+                <w:rFonts w:ascii="宋体" w:eastAsia="宋体" w:hAnsi="宋体" w:hint="eastAsia"/>
                 <w:sz w:val="24"/>
                 <w:szCs w:val="24"/>
               </w:rPr>
@@ -3161,7 +3839,7 @@
           <w:p>
             <w:pPr>
               <w:rPr>
-                <w:rFonts w:ascii="宋体" w:eastAsia="宋体" w:hAnsi="宋体"/>
+                <w:rFonts w:ascii="宋体" w:eastAsia="宋体" w:hAnsi="宋体" w:hint="eastAsia"/>
                 <w:sz w:val="24"/>
                 <w:szCs w:val="24"/>
               </w:rPr>
@@ -3183,7 +3861,7 @@
           <w:p>
             <w:pPr>
               <w:rPr>
-                <w:rFonts w:ascii="宋体" w:eastAsia="宋体" w:hAnsi="宋体"/>
+                <w:rFonts w:ascii="宋体" w:eastAsia="宋体" w:hAnsi="宋体" w:hint="eastAsia"/>
                 <w:sz w:val="24"/>
                 <w:szCs w:val="24"/>
               </w:rPr>
@@ -3205,7 +3883,7 @@
           <w:p>
             <w:pPr>
               <w:rPr>
-                <w:rFonts w:ascii="宋体" w:eastAsia="宋体" w:hAnsi="宋体"/>
+                <w:rFonts w:ascii="宋体" w:eastAsia="宋体" w:hAnsi="宋体" w:hint="eastAsia"/>
                 <w:sz w:val="24"/>
                 <w:szCs w:val="24"/>
               </w:rPr>
@@ -3227,7 +3905,7 @@
           <w:p>
             <w:pPr>
               <w:rPr>
-                <w:rFonts w:ascii="宋体" w:eastAsia="宋体" w:hAnsi="宋体"/>
+                <w:rFonts w:ascii="宋体" w:eastAsia="宋体" w:hAnsi="宋体" w:hint="eastAsia"/>
                 <w:sz w:val="24"/>
                 <w:szCs w:val="24"/>
               </w:rPr>
@@ -3251,7 +3929,7 @@
           <w:p>
             <w:pPr>
               <w:rPr>
-                <w:rFonts w:ascii="宋体" w:eastAsia="宋体" w:hAnsi="宋体"/>
+                <w:rFonts w:ascii="宋体" w:eastAsia="宋体" w:hAnsi="宋体" w:hint="eastAsia"/>
                 <w:sz w:val="24"/>
                 <w:szCs w:val="24"/>
               </w:rPr>
@@ -3273,7 +3951,7 @@
           <w:p>
             <w:pPr>
               <w:rPr>
-                <w:rFonts w:ascii="宋体" w:eastAsia="宋体" w:hAnsi="宋体"/>
+                <w:rFonts w:ascii="宋体" w:eastAsia="宋体" w:hAnsi="宋体" w:hint="eastAsia"/>
                 <w:sz w:val="24"/>
                 <w:szCs w:val="24"/>
               </w:rPr>
@@ -3295,7 +3973,7 @@
           <w:p>
             <w:pPr>
               <w:rPr>
-                <w:rFonts w:ascii="宋体" w:eastAsia="宋体" w:hAnsi="宋体"/>
+                <w:rFonts w:ascii="宋体" w:eastAsia="宋体" w:hAnsi="宋体" w:hint="eastAsia"/>
                 <w:sz w:val="24"/>
                 <w:szCs w:val="24"/>
               </w:rPr>
@@ -3317,7 +3995,7 @@
           <w:p>
             <w:pPr>
               <w:rPr>
-                <w:rFonts w:ascii="宋体" w:eastAsia="宋体" w:hAnsi="宋体"/>
+                <w:rFonts w:ascii="宋体" w:eastAsia="宋体" w:hAnsi="宋体" w:hint="eastAsia"/>
                 <w:sz w:val="24"/>
                 <w:szCs w:val="24"/>
               </w:rPr>
@@ -3341,7 +4019,7 @@
           <w:p>
             <w:pPr>
               <w:rPr>
-                <w:rFonts w:ascii="宋体" w:eastAsia="宋体" w:hAnsi="宋体"/>
+                <w:rFonts w:ascii="宋体" w:eastAsia="宋体" w:hAnsi="宋体" w:hint="eastAsia"/>
                 <w:sz w:val="24"/>
                 <w:szCs w:val="24"/>
               </w:rPr>
@@ -3363,7 +4041,7 @@
           <w:p>
             <w:pPr>
               <w:rPr>
-                <w:rFonts w:ascii="宋体" w:eastAsia="宋体" w:hAnsi="宋体"/>
+                <w:rFonts w:ascii="宋体" w:eastAsia="宋体" w:hAnsi="宋体" w:hint="eastAsia"/>
                 <w:sz w:val="24"/>
                 <w:szCs w:val="24"/>
               </w:rPr>
@@ -3385,7 +4063,7 @@
           <w:p>
             <w:pPr>
               <w:rPr>
-                <w:rFonts w:ascii="宋体" w:eastAsia="宋体" w:hAnsi="宋体"/>
+                <w:rFonts w:ascii="宋体" w:eastAsia="宋体" w:hAnsi="宋体" w:hint="eastAsia"/>
                 <w:sz w:val="24"/>
                 <w:szCs w:val="24"/>
               </w:rPr>
@@ -3407,7 +4085,7 @@
           <w:p>
             <w:pPr>
               <w:rPr>
-                <w:rFonts w:ascii="宋体" w:eastAsia="宋体" w:hAnsi="宋体"/>
+                <w:rFonts w:ascii="宋体" w:eastAsia="宋体" w:hAnsi="宋体" w:hint="eastAsia"/>
                 <w:sz w:val="24"/>
                 <w:szCs w:val="24"/>
               </w:rPr>
@@ -3431,7 +4109,7 @@
           <w:p>
             <w:pPr>
               <w:rPr>
-                <w:rFonts w:ascii="宋体" w:eastAsia="宋体" w:hAnsi="宋体"/>
+                <w:rFonts w:ascii="宋体" w:eastAsia="宋体" w:hAnsi="宋体" w:hint="eastAsia"/>
                 <w:sz w:val="24"/>
                 <w:szCs w:val="24"/>
               </w:rPr>
@@ -3453,7 +4131,7 @@
           <w:p>
             <w:pPr>
               <w:rPr>
-                <w:rFonts w:ascii="宋体" w:eastAsia="宋体" w:hAnsi="宋体"/>
+                <w:rFonts w:ascii="宋体" w:eastAsia="宋体" w:hAnsi="宋体" w:hint="eastAsia"/>
                 <w:sz w:val="24"/>
                 <w:szCs w:val="24"/>
               </w:rPr>
@@ -3475,7 +4153,7 @@
           <w:p>
             <w:pPr>
               <w:rPr>
-                <w:rFonts w:ascii="宋体" w:eastAsia="宋体" w:hAnsi="宋体"/>
+                <w:rFonts w:ascii="宋体" w:eastAsia="宋体" w:hAnsi="宋体" w:hint="eastAsia"/>
                 <w:sz w:val="24"/>
                 <w:szCs w:val="24"/>
               </w:rPr>
@@ -3497,7 +4175,7 @@
           <w:p>
             <w:pPr>
               <w:rPr>
-                <w:rFonts w:ascii="宋体" w:eastAsia="宋体" w:hAnsi="宋体"/>
+                <w:rFonts w:ascii="宋体" w:eastAsia="宋体" w:hAnsi="宋体" w:hint="eastAsia"/>
                 <w:sz w:val="24"/>
                 <w:szCs w:val="24"/>
               </w:rPr>
@@ -3521,7 +4199,7 @@
           <w:p>
             <w:pPr>
               <w:rPr>
-                <w:rFonts w:ascii="宋体" w:eastAsia="宋体" w:hAnsi="宋体"/>
+                <w:rFonts w:ascii="宋体" w:eastAsia="宋体" w:hAnsi="宋体" w:hint="eastAsia"/>
                 <w:sz w:val="24"/>
                 <w:szCs w:val="24"/>
               </w:rPr>
@@ -3543,7 +4221,7 @@
           <w:p>
             <w:pPr>
               <w:rPr>
-                <w:rFonts w:ascii="宋体" w:eastAsia="宋体" w:hAnsi="宋体"/>
+                <w:rFonts w:ascii="宋体" w:eastAsia="宋体" w:hAnsi="宋体" w:hint="eastAsia"/>
                 <w:sz w:val="24"/>
                 <w:szCs w:val="24"/>
               </w:rPr>
@@ -3565,7 +4243,7 @@
           <w:p>
             <w:pPr>
               <w:rPr>
-                <w:rFonts w:ascii="宋体" w:eastAsia="宋体" w:hAnsi="宋体"/>
+                <w:rFonts w:ascii="宋体" w:eastAsia="宋体" w:hAnsi="宋体" w:hint="eastAsia"/>
                 <w:sz w:val="24"/>
                 <w:szCs w:val="24"/>
               </w:rPr>
@@ -3587,7 +4265,7 @@
           <w:p>
             <w:pPr>
               <w:rPr>
-                <w:rFonts w:ascii="宋体" w:eastAsia="宋体" w:hAnsi="宋体"/>
+                <w:rFonts w:ascii="宋体" w:eastAsia="宋体" w:hAnsi="宋体" w:hint="eastAsia"/>
                 <w:sz w:val="24"/>
                 <w:szCs w:val="24"/>
               </w:rPr>
@@ -3611,7 +4289,7 @@
           <w:p>
             <w:pPr>
               <w:rPr>
-                <w:rFonts w:ascii="宋体" w:eastAsia="宋体" w:hAnsi="宋体"/>
+                <w:rFonts w:ascii="宋体" w:eastAsia="宋体" w:hAnsi="宋体" w:hint="eastAsia"/>
                 <w:sz w:val="24"/>
                 <w:szCs w:val="24"/>
               </w:rPr>
@@ -3633,7 +4311,7 @@
           <w:p>
             <w:pPr>
               <w:rPr>
-                <w:rFonts w:ascii="宋体" w:eastAsia="宋体" w:hAnsi="宋体"/>
+                <w:rFonts w:ascii="宋体" w:eastAsia="宋体" w:hAnsi="宋体" w:hint="eastAsia"/>
                 <w:sz w:val="24"/>
                 <w:szCs w:val="24"/>
               </w:rPr>
@@ -3655,7 +4333,7 @@
           <w:p>
             <w:pPr>
               <w:rPr>
-                <w:rFonts w:ascii="宋体" w:eastAsia="宋体" w:hAnsi="宋体"/>
+                <w:rFonts w:ascii="宋体" w:eastAsia="宋体" w:hAnsi="宋体" w:hint="eastAsia"/>
                 <w:sz w:val="24"/>
                 <w:szCs w:val="24"/>
               </w:rPr>
@@ -3677,7 +4355,7 @@
           <w:p>
             <w:pPr>
               <w:rPr>
-                <w:rFonts w:ascii="宋体" w:eastAsia="宋体" w:hAnsi="宋体"/>
+                <w:rFonts w:ascii="宋体" w:eastAsia="宋体" w:hAnsi="宋体" w:hint="eastAsia"/>
                 <w:sz w:val="24"/>
                 <w:szCs w:val="24"/>
               </w:rPr>
@@ -3701,7 +4379,7 @@
           <w:p>
             <w:pPr>
               <w:rPr>
-                <w:rFonts w:ascii="宋体" w:eastAsia="宋体" w:hAnsi="宋体"/>
+                <w:rFonts w:ascii="宋体" w:eastAsia="宋体" w:hAnsi="宋体" w:hint="eastAsia"/>
                 <w:sz w:val="24"/>
                 <w:szCs w:val="24"/>
               </w:rPr>
@@ -3723,7 +4401,7 @@
           <w:p>
             <w:pPr>
               <w:rPr>
-                <w:rFonts w:ascii="宋体" w:eastAsia="宋体" w:hAnsi="宋体"/>
+                <w:rFonts w:ascii="宋体" w:eastAsia="宋体" w:hAnsi="宋体" w:hint="eastAsia"/>
                 <w:sz w:val="24"/>
                 <w:szCs w:val="24"/>
               </w:rPr>
@@ -3745,7 +4423,7 @@
           <w:p>
             <w:pPr>
               <w:rPr>
-                <w:rFonts w:ascii="宋体" w:eastAsia="宋体" w:hAnsi="宋体"/>
+                <w:rFonts w:ascii="宋体" w:eastAsia="宋体" w:hAnsi="宋体" w:hint="eastAsia"/>
                 <w:sz w:val="24"/>
                 <w:szCs w:val="24"/>
               </w:rPr>
@@ -3767,7 +4445,7 @@
           <w:p>
             <w:pPr>
               <w:rPr>
-                <w:rFonts w:ascii="宋体" w:eastAsia="宋体" w:hAnsi="宋体"/>
+                <w:rFonts w:ascii="宋体" w:eastAsia="宋体" w:hAnsi="宋体" w:hint="eastAsia"/>
                 <w:sz w:val="24"/>
                 <w:szCs w:val="24"/>
               </w:rPr>
@@ -3791,7 +4469,7 @@
           <w:p>
             <w:pPr>
               <w:rPr>
-                <w:rFonts w:ascii="宋体" w:eastAsia="宋体" w:hAnsi="宋体"/>
+                <w:rFonts w:ascii="宋体" w:eastAsia="宋体" w:hAnsi="宋体" w:hint="eastAsia"/>
                 <w:sz w:val="24"/>
                 <w:szCs w:val="24"/>
               </w:rPr>
@@ -3813,7 +4491,7 @@
           <w:p>
             <w:pPr>
               <w:rPr>
-                <w:rFonts w:ascii="宋体" w:eastAsia="宋体" w:hAnsi="宋体"/>
+                <w:rFonts w:ascii="宋体" w:eastAsia="宋体" w:hAnsi="宋体" w:hint="eastAsia"/>
                 <w:sz w:val="24"/>
                 <w:szCs w:val="24"/>
               </w:rPr>
@@ -3835,7 +4513,7 @@
           <w:p>
             <w:pPr>
               <w:rPr>
-                <w:rFonts w:ascii="宋体" w:eastAsia="宋体" w:hAnsi="宋体"/>
+                <w:rFonts w:ascii="宋体" w:eastAsia="宋体" w:hAnsi="宋体" w:hint="eastAsia"/>
                 <w:sz w:val="24"/>
                 <w:szCs w:val="24"/>
               </w:rPr>
@@ -3857,7 +4535,7 @@
           <w:p>
             <w:pPr>
               <w:rPr>
-                <w:rFonts w:ascii="宋体" w:eastAsia="宋体" w:hAnsi="宋体"/>
+                <w:rFonts w:ascii="宋体" w:eastAsia="宋体" w:hAnsi="宋体" w:hint="eastAsia"/>
                 <w:sz w:val="24"/>
                 <w:szCs w:val="24"/>
               </w:rPr>
@@ -3881,7 +4559,7 @@
           <w:p>
             <w:pPr>
               <w:rPr>
-                <w:rFonts w:ascii="宋体" w:eastAsia="宋体" w:hAnsi="宋体"/>
+                <w:rFonts w:ascii="宋体" w:eastAsia="宋体" w:hAnsi="宋体" w:hint="eastAsia"/>
                 <w:sz w:val="24"/>
                 <w:szCs w:val="24"/>
               </w:rPr>
@@ -3903,7 +4581,7 @@
           <w:p>
             <w:pPr>
               <w:rPr>
-                <w:rFonts w:ascii="宋体" w:eastAsia="宋体" w:hAnsi="宋体"/>
+                <w:rFonts w:ascii="宋体" w:eastAsia="宋体" w:hAnsi="宋体" w:hint="eastAsia"/>
                 <w:sz w:val="24"/>
                 <w:szCs w:val="24"/>
               </w:rPr>
@@ -3925,7 +4603,7 @@
           <w:p>
             <w:pPr>
               <w:rPr>
-                <w:rFonts w:ascii="宋体" w:eastAsia="宋体" w:hAnsi="宋体"/>
+                <w:rFonts w:ascii="宋体" w:eastAsia="宋体" w:hAnsi="宋体" w:hint="eastAsia"/>
                 <w:sz w:val="24"/>
                 <w:szCs w:val="24"/>
               </w:rPr>
@@ -3947,7 +4625,7 @@
           <w:p>
             <w:pPr>
               <w:rPr>
-                <w:rFonts w:ascii="宋体" w:eastAsia="宋体" w:hAnsi="宋体"/>
+                <w:rFonts w:ascii="宋体" w:eastAsia="宋体" w:hAnsi="宋体" w:hint="eastAsia"/>
                 <w:sz w:val="24"/>
                 <w:szCs w:val="24"/>
               </w:rPr>
@@ -3971,7 +4649,7 @@
           <w:p>
             <w:pPr>
               <w:rPr>
-                <w:rFonts w:ascii="宋体" w:eastAsia="宋体" w:hAnsi="宋体"/>
+                <w:rFonts w:ascii="宋体" w:eastAsia="宋体" w:hAnsi="宋体" w:hint="eastAsia"/>
                 <w:sz w:val="24"/>
                 <w:szCs w:val="24"/>
               </w:rPr>
@@ -3993,7 +4671,7 @@
           <w:p>
             <w:pPr>
               <w:rPr>
-                <w:rFonts w:ascii="宋体" w:eastAsia="宋体" w:hAnsi="宋体"/>
+                <w:rFonts w:ascii="宋体" w:eastAsia="宋体" w:hAnsi="宋体" w:hint="eastAsia"/>
                 <w:sz w:val="24"/>
                 <w:szCs w:val="24"/>
               </w:rPr>
@@ -4015,7 +4693,7 @@
           <w:p>
             <w:pPr>
               <w:rPr>
-                <w:rFonts w:ascii="宋体" w:eastAsia="宋体" w:hAnsi="宋体"/>
+                <w:rFonts w:ascii="宋体" w:eastAsia="宋体" w:hAnsi="宋体" w:hint="eastAsia"/>
                 <w:sz w:val="24"/>
                 <w:szCs w:val="24"/>
               </w:rPr>
@@ -4037,7 +4715,7 @@
           <w:p>
             <w:pPr>
               <w:rPr>
-                <w:rFonts w:ascii="宋体" w:eastAsia="宋体" w:hAnsi="宋体"/>
+                <w:rFonts w:ascii="宋体" w:eastAsia="宋体" w:hAnsi="宋体" w:hint="eastAsia"/>
                 <w:sz w:val="24"/>
                 <w:szCs w:val="24"/>
               </w:rPr>
@@ -4057,7 +4735,7 @@
     <w:p>
       <w:pPr>
         <w:rPr>
-          <w:rFonts w:ascii="宋体" w:eastAsia="宋体" w:hAnsi="宋体"/>
+          <w:rFonts w:ascii="宋体" w:eastAsia="宋体" w:hAnsi="宋体" w:hint="eastAsia"/>
           <w:sz w:val="36"/>
           <w:szCs w:val="36"/>
           <w:lang w:eastAsia="zh-CN"/>
@@ -4067,7 +4745,7 @@
     <w:p>
       <w:pPr>
         <w:rPr>
-          <w:rFonts w:ascii="宋体" w:eastAsia="宋体" w:hAnsi="宋体"/>
+          <w:rFonts w:ascii="宋体" w:eastAsia="宋体" w:hAnsi="宋体" w:hint="eastAsia"/>
           <w:sz w:val="36"/>
           <w:szCs w:val="36"/>
           <w:lang w:eastAsia="zh-CN"/>
@@ -4086,7 +4764,7 @@
     <w:p>
       <w:pPr>
         <w:rPr>
-          <w:rFonts w:ascii="宋体" w:eastAsia="宋体" w:hAnsi="宋体"/>
+          <w:rFonts w:ascii="宋体" w:eastAsia="宋体" w:hAnsi="宋体" w:hint="eastAsia"/>
           <w:sz w:val="24"/>
           <w:szCs w:val="24"/>
           <w:lang w:eastAsia="zh-CN"/>
@@ -4099,6 +4777,7 @@
           <w:szCs w:val="24"/>
           <w:lang w:eastAsia="zh-CN"/>
         </w:rPr>
+        <w:lastRenderedPageBreak/>
         <w:t>图</w:t>
       </w:r>
       <w:r>
@@ -4153,7 +4832,6 @@
         <w:rPr>
           <w:noProof/>
         </w:rPr>
-        <w:lastRenderedPageBreak/>
         <w:drawing>
           <wp:inline distT="0" distB="0" distL="0" distR="0" wp14:anchorId="70A31AB3" wp14:editId="199D175E">
             <wp:extent cx="4953255" cy="2984500"/>
@@ -4194,7 +4872,7 @@
     <w:p>
       <w:pPr>
         <w:rPr>
-          <w:rFonts w:ascii="宋体" w:eastAsia="宋体" w:hAnsi="宋体"/>
+          <w:rFonts w:ascii="宋体" w:eastAsia="宋体" w:hAnsi="宋体" w:hint="eastAsia"/>
           <w:sz w:val="24"/>
           <w:szCs w:val="24"/>
           <w:lang w:eastAsia="zh-CN"/>
@@ -4255,7 +4933,7 @@
     <w:p>
       <w:pPr>
         <w:rPr>
-          <w:rFonts w:ascii="宋体" w:eastAsia="宋体" w:hAnsi="宋体"/>
+          <w:rFonts w:ascii="宋体" w:eastAsia="宋体" w:hAnsi="宋体" w:hint="eastAsia"/>
           <w:sz w:val="36"/>
           <w:szCs w:val="36"/>
           <w:lang w:eastAsia="zh-CN"/>
@@ -4274,7 +4952,7 @@
     <w:p>
       <w:pPr>
         <w:rPr>
-          <w:rFonts w:ascii="宋体" w:eastAsia="宋体" w:hAnsi="宋体"/>
+          <w:rFonts w:ascii="宋体" w:eastAsia="宋体" w:hAnsi="宋体" w:hint="eastAsia"/>
           <w:sz w:val="24"/>
           <w:szCs w:val="24"/>
           <w:lang w:eastAsia="zh-CN"/>
@@ -4287,6 +4965,7 @@
           <w:szCs w:val="24"/>
           <w:lang w:eastAsia="zh-CN"/>
         </w:rPr>
+        <w:lastRenderedPageBreak/>
         <w:tab/>
       </w:r>
       <w:r>
@@ -5115,6 +5794,7 @@
   <w:style w:type="character" w:default="1" w:styleId="a2">
     <w:name w:val="Default Paragraph Font"/>
     <w:uiPriority w:val="1"/>
+    <w:semiHidden/>
     <w:unhideWhenUsed/>
   </w:style>
   <w:style w:type="table" w:default="1" w:styleId="a3">
